--- a/Etapa Inicio/Modelo de Negocio - Kairos - NexTech.docx
+++ b/Etapa Inicio/Modelo de Negocio - Kairos - NexTech.docx
@@ -952,12 +952,12 @@
             <wp:extent cx="1200150" cy="1200150"/>
             <wp:effectExtent b="0" l="0" r="0" t="0"/>
             <wp:wrapSquare wrapText="bothSides" distB="0" distT="0" distL="114300" distR="114300"/>
-            <wp:docPr descr="psi-negro.png" id="12" name="image2.png"/>
+            <wp:docPr descr="psi-negro.png" id="12" name="image3.png"/>
             <a:graphic>
               <a:graphicData uri="http://schemas.openxmlformats.org/drawingml/2006/picture">
                 <pic:pic>
                   <pic:nvPicPr>
-                    <pic:cNvPr descr="psi-negro.png" id="0" name="image2.png"/>
+                    <pic:cNvPr descr="psi-negro.png" id="0" name="image3.png"/>
                     <pic:cNvPicPr preferRelativeResize="0"/>
                   </pic:nvPicPr>
                   <pic:blipFill>
@@ -1007,12 +1007,12 @@
             <wp:extent cx="1304925" cy="2019300"/>
             <wp:effectExtent b="0" l="0" r="0" t="0"/>
             <wp:wrapSquare wrapText="bothSides" distB="0" distT="0" distL="114300" distR="114300"/>
-            <wp:docPr descr="UNPA.JPG" id="16" name="image5.jpg"/>
+            <wp:docPr descr="UNPA.JPG" id="16" name="image4.jpg"/>
             <a:graphic>
               <a:graphicData uri="http://schemas.openxmlformats.org/drawingml/2006/picture">
                 <pic:pic>
                   <pic:nvPicPr>
-                    <pic:cNvPr descr="UNPA.JPG" id="0" name="image5.jpg"/>
+                    <pic:cNvPr descr="UNPA.JPG" id="0" name="image4.jpg"/>
                     <pic:cNvPicPr preferRelativeResize="0"/>
                   </pic:nvPicPr>
                   <pic:blipFill>
@@ -1335,12 +1335,12 @@
             <wp:extent cx="1200150" cy="1200150"/>
             <wp:effectExtent b="0" l="0" r="0" t="0"/>
             <wp:wrapSquare wrapText="bothSides" distB="0" distT="0" distL="114300" distR="114300"/>
-            <wp:docPr id="15" name="image4.png"/>
+            <wp:docPr id="15" name="image1.png"/>
             <a:graphic>
               <a:graphicData uri="http://schemas.openxmlformats.org/drawingml/2006/picture">
                 <pic:pic>
                   <pic:nvPicPr>
-                    <pic:cNvPr id="0" name="image4.png"/>
+                    <pic:cNvPr id="0" name="image1.png"/>
                     <pic:cNvPicPr preferRelativeResize="0"/>
                   </pic:nvPicPr>
                   <pic:blipFill>
@@ -1467,7 +1467,7 @@
     </w:p>
     <w:sdt>
       <w:sdtPr>
-        <w:id w:val="1482810427"/>
+        <w:id w:val="467050869"/>
         <w:docPartObj>
           <w:docPartGallery w:val="Table of Contents"/>
           <w:docPartUnique w:val="1"/>
@@ -5630,12 +5630,12 @@
           <wp:extent cx="669290" cy="669290"/>
           <wp:effectExtent b="0" l="0" r="0" t="0"/>
           <wp:wrapSquare wrapText="bothSides" distB="0" distT="0" distL="114300" distR="114300"/>
-          <wp:docPr descr="psi-negro.png" id="17" name="image1.png"/>
+          <wp:docPr descr="psi-negro.png" id="17" name="image5.png"/>
           <a:graphic>
             <a:graphicData uri="http://schemas.openxmlformats.org/drawingml/2006/picture">
               <pic:pic>
                 <pic:nvPicPr>
-                  <pic:cNvPr descr="psi-negro.png" id="0" name="image1.png"/>
+                  <pic:cNvPr descr="psi-negro.png" id="0" name="image5.png"/>
                   <pic:cNvPicPr preferRelativeResize="0"/>
                 </pic:nvPicPr>
                 <pic:blipFill>
@@ -5675,12 +5675,12 @@
           <wp:extent cx="425450" cy="666750"/>
           <wp:effectExtent b="0" l="0" r="0" t="0"/>
           <wp:wrapSquare wrapText="bothSides" distB="0" distT="0" distL="114300" distR="114300"/>
-          <wp:docPr descr="UNPA.JPG" id="14" name="image3.jpg"/>
+          <wp:docPr descr="UNPA.JPG" id="14" name="image2.jpg"/>
           <a:graphic>
             <a:graphicData uri="http://schemas.openxmlformats.org/drawingml/2006/picture">
               <pic:pic>
                 <pic:nvPicPr>
-                  <pic:cNvPr descr="UNPA.JPG" id="0" name="image3.jpg"/>
+                  <pic:cNvPr descr="UNPA.JPG" id="0" name="image2.jpg"/>
                   <pic:cNvPicPr preferRelativeResize="0"/>
                 </pic:nvPicPr>
                 <pic:blipFill>

--- a/Etapa Inicio/Modelo de Negocio - Kairos - NexTech.docx
+++ b/Etapa Inicio/Modelo de Negocio - Kairos - NexTech.docx
@@ -952,12 +952,12 @@
             <wp:extent cx="1200150" cy="1200150"/>
             <wp:effectExtent b="0" l="0" r="0" t="0"/>
             <wp:wrapSquare wrapText="bothSides" distB="0" distT="0" distL="114300" distR="114300"/>
-            <wp:docPr descr="psi-negro.png" id="12" name="image3.png"/>
+            <wp:docPr descr="psi-negro.png" id="12" name="image2.png"/>
             <a:graphic>
               <a:graphicData uri="http://schemas.openxmlformats.org/drawingml/2006/picture">
                 <pic:pic>
                   <pic:nvPicPr>
-                    <pic:cNvPr descr="psi-negro.png" id="0" name="image3.png"/>
+                    <pic:cNvPr descr="psi-negro.png" id="0" name="image2.png"/>
                     <pic:cNvPicPr preferRelativeResize="0"/>
                   </pic:nvPicPr>
                   <pic:blipFill>
@@ -1467,7 +1467,7 @@
     </w:p>
     <w:sdt>
       <w:sdtPr>
-        <w:id w:val="467050869"/>
+        <w:id w:val="1201718370"/>
         <w:docPartObj>
           <w:docPartGallery w:val="Table of Contents"/>
           <w:docPartUnique w:val="1"/>
@@ -5630,12 +5630,12 @@
           <wp:extent cx="669290" cy="669290"/>
           <wp:effectExtent b="0" l="0" r="0" t="0"/>
           <wp:wrapSquare wrapText="bothSides" distB="0" distT="0" distL="114300" distR="114300"/>
-          <wp:docPr descr="psi-negro.png" id="17" name="image5.png"/>
+          <wp:docPr descr="psi-negro.png" id="17" name="image3.png"/>
           <a:graphic>
             <a:graphicData uri="http://schemas.openxmlformats.org/drawingml/2006/picture">
               <pic:pic>
                 <pic:nvPicPr>
-                  <pic:cNvPr descr="psi-negro.png" id="0" name="image5.png"/>
+                  <pic:cNvPr descr="psi-negro.png" id="0" name="image3.png"/>
                   <pic:cNvPicPr preferRelativeResize="0"/>
                 </pic:nvPicPr>
                 <pic:blipFill>
@@ -5675,12 +5675,12 @@
           <wp:extent cx="425450" cy="666750"/>
           <wp:effectExtent b="0" l="0" r="0" t="0"/>
           <wp:wrapSquare wrapText="bothSides" distB="0" distT="0" distL="114300" distR="114300"/>
-          <wp:docPr descr="UNPA.JPG" id="14" name="image2.jpg"/>
+          <wp:docPr descr="UNPA.JPG" id="14" name="image5.jpg"/>
           <a:graphic>
             <a:graphicData uri="http://schemas.openxmlformats.org/drawingml/2006/picture">
               <pic:pic>
                 <pic:nvPicPr>
-                  <pic:cNvPr descr="UNPA.JPG" id="0" name="image2.jpg"/>
+                  <pic:cNvPr descr="UNPA.JPG" id="0" name="image5.jpg"/>
                   <pic:cNvPicPr preferRelativeResize="0"/>
                 </pic:nvPicPr>
                 <pic:blipFill>

--- a/Etapa Inicio/Modelo de Negocio - Kairos - NexTech.docx
+++ b/Etapa Inicio/Modelo de Negocio - Kairos - NexTech.docx
@@ -952,12 +952,12 @@
             <wp:extent cx="1200150" cy="1200150"/>
             <wp:effectExtent b="0" l="0" r="0" t="0"/>
             <wp:wrapSquare wrapText="bothSides" distB="0" distT="0" distL="114300" distR="114300"/>
-            <wp:docPr descr="psi-negro.png" id="12" name="image2.png"/>
+            <wp:docPr descr="psi-negro.png" id="12" name="image3.png"/>
             <a:graphic>
               <a:graphicData uri="http://schemas.openxmlformats.org/drawingml/2006/picture">
                 <pic:pic>
                   <pic:nvPicPr>
-                    <pic:cNvPr descr="psi-negro.png" id="0" name="image2.png"/>
+                    <pic:cNvPr descr="psi-negro.png" id="0" name="image3.png"/>
                     <pic:cNvPicPr preferRelativeResize="0"/>
                   </pic:nvPicPr>
                   <pic:blipFill>
@@ -1007,12 +1007,12 @@
             <wp:extent cx="1304925" cy="2019300"/>
             <wp:effectExtent b="0" l="0" r="0" t="0"/>
             <wp:wrapSquare wrapText="bothSides" distB="0" distT="0" distL="114300" distR="114300"/>
-            <wp:docPr descr="UNPA.JPG" id="16" name="image4.jpg"/>
+            <wp:docPr descr="UNPA.JPG" id="16" name="image5.jpg"/>
             <a:graphic>
               <a:graphicData uri="http://schemas.openxmlformats.org/drawingml/2006/picture">
                 <pic:pic>
                   <pic:nvPicPr>
-                    <pic:cNvPr descr="UNPA.JPG" id="0" name="image4.jpg"/>
+                    <pic:cNvPr descr="UNPA.JPG" id="0" name="image5.jpg"/>
                     <pic:cNvPicPr preferRelativeResize="0"/>
                   </pic:nvPicPr>
                   <pic:blipFill>
@@ -1335,12 +1335,12 @@
             <wp:extent cx="1200150" cy="1200150"/>
             <wp:effectExtent b="0" l="0" r="0" t="0"/>
             <wp:wrapSquare wrapText="bothSides" distB="0" distT="0" distL="114300" distR="114300"/>
-            <wp:docPr id="15" name="image1.png"/>
+            <wp:docPr id="15" name="image4.png"/>
             <a:graphic>
               <a:graphicData uri="http://schemas.openxmlformats.org/drawingml/2006/picture">
                 <pic:pic>
                   <pic:nvPicPr>
-                    <pic:cNvPr id="0" name="image1.png"/>
+                    <pic:cNvPr id="0" name="image4.png"/>
                     <pic:cNvPicPr preferRelativeResize="0"/>
                   </pic:nvPicPr>
                   <pic:blipFill>
@@ -1467,7 +1467,7 @@
     </w:p>
     <w:sdt>
       <w:sdtPr>
-        <w:id w:val="1201718370"/>
+        <w:id w:val="-454256837"/>
         <w:docPartObj>
           <w:docPartGallery w:val="Table of Contents"/>
           <w:docPartUnique w:val="1"/>
@@ -5630,12 +5630,12 @@
           <wp:extent cx="669290" cy="669290"/>
           <wp:effectExtent b="0" l="0" r="0" t="0"/>
           <wp:wrapSquare wrapText="bothSides" distB="0" distT="0" distL="114300" distR="114300"/>
-          <wp:docPr descr="psi-negro.png" id="17" name="image3.png"/>
+          <wp:docPr descr="psi-negro.png" id="17" name="image2.png"/>
           <a:graphic>
             <a:graphicData uri="http://schemas.openxmlformats.org/drawingml/2006/picture">
               <pic:pic>
                 <pic:nvPicPr>
-                  <pic:cNvPr descr="psi-negro.png" id="0" name="image3.png"/>
+                  <pic:cNvPr descr="psi-negro.png" id="0" name="image2.png"/>
                   <pic:cNvPicPr preferRelativeResize="0"/>
                 </pic:nvPicPr>
                 <pic:blipFill>
@@ -5675,12 +5675,12 @@
           <wp:extent cx="425450" cy="666750"/>
           <wp:effectExtent b="0" l="0" r="0" t="0"/>
           <wp:wrapSquare wrapText="bothSides" distB="0" distT="0" distL="114300" distR="114300"/>
-          <wp:docPr descr="UNPA.JPG" id="14" name="image5.jpg"/>
+          <wp:docPr descr="UNPA.JPG" id="14" name="image1.jpg"/>
           <a:graphic>
             <a:graphicData uri="http://schemas.openxmlformats.org/drawingml/2006/picture">
               <pic:pic>
                 <pic:nvPicPr>
-                  <pic:cNvPr descr="UNPA.JPG" id="0" name="image5.jpg"/>
+                  <pic:cNvPr descr="UNPA.JPG" id="0" name="image1.jpg"/>
                   <pic:cNvPicPr preferRelativeResize="0"/>
                 </pic:nvPicPr>
                 <pic:blipFill>

--- a/Etapa Inicio/Modelo de Negocio - Kairos - NexTech.docx
+++ b/Etapa Inicio/Modelo de Negocio - Kairos - NexTech.docx
@@ -1007,12 +1007,12 @@
             <wp:extent cx="1304925" cy="2019300"/>
             <wp:effectExtent b="0" l="0" r="0" t="0"/>
             <wp:wrapSquare wrapText="bothSides" distB="0" distT="0" distL="114300" distR="114300"/>
-            <wp:docPr descr="UNPA.JPG" id="16" name="image5.jpg"/>
+            <wp:docPr descr="UNPA.JPG" id="16" name="image6.jpg"/>
             <a:graphic>
               <a:graphicData uri="http://schemas.openxmlformats.org/drawingml/2006/picture">
                 <pic:pic>
                   <pic:nvPicPr>
-                    <pic:cNvPr descr="UNPA.JPG" id="0" name="image5.jpg"/>
+                    <pic:cNvPr descr="UNPA.JPG" id="0" name="image6.jpg"/>
                     <pic:cNvPicPr preferRelativeResize="0"/>
                   </pic:nvPicPr>
                   <pic:blipFill>
@@ -1335,12 +1335,12 @@
             <wp:extent cx="1200150" cy="1200150"/>
             <wp:effectExtent b="0" l="0" r="0" t="0"/>
             <wp:wrapSquare wrapText="bothSides" distB="0" distT="0" distL="114300" distR="114300"/>
-            <wp:docPr id="15" name="image4.png"/>
+            <wp:docPr id="15" name="image1.png"/>
             <a:graphic>
               <a:graphicData uri="http://schemas.openxmlformats.org/drawingml/2006/picture">
                 <pic:pic>
                   <pic:nvPicPr>
-                    <pic:cNvPr id="0" name="image4.png"/>
+                    <pic:cNvPr id="0" name="image1.png"/>
                     <pic:cNvPicPr preferRelativeResize="0"/>
                   </pic:nvPicPr>
                   <pic:blipFill>
@@ -1467,7 +1467,7 @@
     </w:p>
     <w:sdt>
       <w:sdtPr>
-        <w:id w:val="-454256837"/>
+        <w:id w:val="-1953604424"/>
         <w:docPartObj>
           <w:docPartGallery w:val="Table of Contents"/>
           <w:docPartUnique w:val="1"/>
@@ -4845,12 +4845,12 @@
           <wp:inline distB="114300" distT="114300" distL="114300" distR="114300">
             <wp:extent cx="5399730" cy="4432300"/>
             <wp:effectExtent b="0" l="0" r="0" t="0"/>
-            <wp:docPr id="13" name="image6.png"/>
+            <wp:docPr id="13" name="image4.png"/>
             <a:graphic>
               <a:graphicData uri="http://schemas.openxmlformats.org/drawingml/2006/picture">
                 <pic:pic>
                   <pic:nvPicPr>
-                    <pic:cNvPr id="0" name="image6.png"/>
+                    <pic:cNvPr id="0" name="image4.png"/>
                     <pic:cNvPicPr preferRelativeResize="0"/>
                   </pic:nvPicPr>
                   <pic:blipFill>
@@ -5675,12 +5675,12 @@
           <wp:extent cx="425450" cy="666750"/>
           <wp:effectExtent b="0" l="0" r="0" t="0"/>
           <wp:wrapSquare wrapText="bothSides" distB="0" distT="0" distL="114300" distR="114300"/>
-          <wp:docPr descr="UNPA.JPG" id="14" name="image1.jpg"/>
+          <wp:docPr descr="UNPA.JPG" id="14" name="image5.jpg"/>
           <a:graphic>
             <a:graphicData uri="http://schemas.openxmlformats.org/drawingml/2006/picture">
               <pic:pic>
                 <pic:nvPicPr>
-                  <pic:cNvPr descr="UNPA.JPG" id="0" name="image1.jpg"/>
+                  <pic:cNvPr descr="UNPA.JPG" id="0" name="image5.jpg"/>
                   <pic:cNvPicPr preferRelativeResize="0"/>
                 </pic:nvPicPr>
                 <pic:blipFill>

--- a/Etapa Inicio/Modelo de Negocio - Kairos - NexTech.docx
+++ b/Etapa Inicio/Modelo de Negocio - Kairos - NexTech.docx
@@ -1007,12 +1007,12 @@
             <wp:extent cx="1304925" cy="2019300"/>
             <wp:effectExtent b="0" l="0" r="0" t="0"/>
             <wp:wrapSquare wrapText="bothSides" distB="0" distT="0" distL="114300" distR="114300"/>
-            <wp:docPr descr="UNPA.JPG" id="16" name="image6.jpg"/>
+            <wp:docPr descr="UNPA.JPG" id="16" name="image2.jpg"/>
             <a:graphic>
               <a:graphicData uri="http://schemas.openxmlformats.org/drawingml/2006/picture">
                 <pic:pic>
                   <pic:nvPicPr>
-                    <pic:cNvPr descr="UNPA.JPG" id="0" name="image6.jpg"/>
+                    <pic:cNvPr descr="UNPA.JPG" id="0" name="image2.jpg"/>
                     <pic:cNvPicPr preferRelativeResize="0"/>
                   </pic:nvPicPr>
                   <pic:blipFill>
@@ -1335,12 +1335,12 @@
             <wp:extent cx="1200150" cy="1200150"/>
             <wp:effectExtent b="0" l="0" r="0" t="0"/>
             <wp:wrapSquare wrapText="bothSides" distB="0" distT="0" distL="114300" distR="114300"/>
-            <wp:docPr id="15" name="image1.png"/>
+            <wp:docPr id="15" name="image5.png"/>
             <a:graphic>
               <a:graphicData uri="http://schemas.openxmlformats.org/drawingml/2006/picture">
                 <pic:pic>
                   <pic:nvPicPr>
-                    <pic:cNvPr id="0" name="image1.png"/>
+                    <pic:cNvPr id="0" name="image5.png"/>
                     <pic:cNvPicPr preferRelativeResize="0"/>
                   </pic:nvPicPr>
                   <pic:blipFill>
@@ -1467,7 +1467,7 @@
     </w:p>
     <w:sdt>
       <w:sdtPr>
-        <w:id w:val="-1953604424"/>
+        <w:id w:val="415846657"/>
         <w:docPartObj>
           <w:docPartGallery w:val="Table of Contents"/>
           <w:docPartUnique w:val="1"/>
@@ -4845,12 +4845,12 @@
           <wp:inline distB="114300" distT="114300" distL="114300" distR="114300">
             <wp:extent cx="5399730" cy="4432300"/>
             <wp:effectExtent b="0" l="0" r="0" t="0"/>
-            <wp:docPr id="13" name="image4.png"/>
+            <wp:docPr id="13" name="image6.png"/>
             <a:graphic>
               <a:graphicData uri="http://schemas.openxmlformats.org/drawingml/2006/picture">
                 <pic:pic>
                   <pic:nvPicPr>
-                    <pic:cNvPr id="0" name="image4.png"/>
+                    <pic:cNvPr id="0" name="image6.png"/>
                     <pic:cNvPicPr preferRelativeResize="0"/>
                   </pic:nvPicPr>
                   <pic:blipFill>
@@ -5630,12 +5630,12 @@
           <wp:extent cx="669290" cy="669290"/>
           <wp:effectExtent b="0" l="0" r="0" t="0"/>
           <wp:wrapSquare wrapText="bothSides" distB="0" distT="0" distL="114300" distR="114300"/>
-          <wp:docPr descr="psi-negro.png" id="17" name="image2.png"/>
+          <wp:docPr descr="psi-negro.png" id="17" name="image4.png"/>
           <a:graphic>
             <a:graphicData uri="http://schemas.openxmlformats.org/drawingml/2006/picture">
               <pic:pic>
                 <pic:nvPicPr>
-                  <pic:cNvPr descr="psi-negro.png" id="0" name="image2.png"/>
+                  <pic:cNvPr descr="psi-negro.png" id="0" name="image4.png"/>
                   <pic:cNvPicPr preferRelativeResize="0"/>
                 </pic:nvPicPr>
                 <pic:blipFill>
@@ -5675,12 +5675,12 @@
           <wp:extent cx="425450" cy="666750"/>
           <wp:effectExtent b="0" l="0" r="0" t="0"/>
           <wp:wrapSquare wrapText="bothSides" distB="0" distT="0" distL="114300" distR="114300"/>
-          <wp:docPr descr="UNPA.JPG" id="14" name="image5.jpg"/>
+          <wp:docPr descr="UNPA.JPG" id="14" name="image1.jpg"/>
           <a:graphic>
             <a:graphicData uri="http://schemas.openxmlformats.org/drawingml/2006/picture">
               <pic:pic>
                 <pic:nvPicPr>
-                  <pic:cNvPr descr="UNPA.JPG" id="0" name="image5.jpg"/>
+                  <pic:cNvPr descr="UNPA.JPG" id="0" name="image1.jpg"/>
                   <pic:cNvPicPr preferRelativeResize="0"/>
                 </pic:nvPicPr>
                 <pic:blipFill>

--- a/Etapa Inicio/Modelo de Negocio - Kairos - NexTech.docx
+++ b/Etapa Inicio/Modelo de Negocio - Kairos - NexTech.docx
@@ -1007,12 +1007,12 @@
             <wp:extent cx="1304925" cy="2019300"/>
             <wp:effectExtent b="0" l="0" r="0" t="0"/>
             <wp:wrapSquare wrapText="bothSides" distB="0" distT="0" distL="114300" distR="114300"/>
-            <wp:docPr descr="UNPA.JPG" id="16" name="image2.jpg"/>
+            <wp:docPr descr="UNPA.JPG" id="16" name="image5.jpg"/>
             <a:graphic>
               <a:graphicData uri="http://schemas.openxmlformats.org/drawingml/2006/picture">
                 <pic:pic>
                   <pic:nvPicPr>
-                    <pic:cNvPr descr="UNPA.JPG" id="0" name="image2.jpg"/>
+                    <pic:cNvPr descr="UNPA.JPG" id="0" name="image5.jpg"/>
                     <pic:cNvPicPr preferRelativeResize="0"/>
                   </pic:nvPicPr>
                   <pic:blipFill>
@@ -1335,12 +1335,12 @@
             <wp:extent cx="1200150" cy="1200150"/>
             <wp:effectExtent b="0" l="0" r="0" t="0"/>
             <wp:wrapSquare wrapText="bothSides" distB="0" distT="0" distL="114300" distR="114300"/>
-            <wp:docPr id="15" name="image5.png"/>
+            <wp:docPr id="15" name="image4.png"/>
             <a:graphic>
               <a:graphicData uri="http://schemas.openxmlformats.org/drawingml/2006/picture">
                 <pic:pic>
                   <pic:nvPicPr>
-                    <pic:cNvPr id="0" name="image5.png"/>
+                    <pic:cNvPr id="0" name="image4.png"/>
                     <pic:cNvPicPr preferRelativeResize="0"/>
                   </pic:nvPicPr>
                   <pic:blipFill>
@@ -1467,7 +1467,7 @@
     </w:p>
     <w:sdt>
       <w:sdtPr>
-        <w:id w:val="415846657"/>
+        <w:id w:val="-1007634253"/>
         <w:docPartObj>
           <w:docPartGallery w:val="Table of Contents"/>
           <w:docPartUnique w:val="1"/>
@@ -5630,12 +5630,12 @@
           <wp:extent cx="669290" cy="669290"/>
           <wp:effectExtent b="0" l="0" r="0" t="0"/>
           <wp:wrapSquare wrapText="bothSides" distB="0" distT="0" distL="114300" distR="114300"/>
-          <wp:docPr descr="psi-negro.png" id="17" name="image4.png"/>
+          <wp:docPr descr="psi-negro.png" id="17" name="image2.png"/>
           <a:graphic>
             <a:graphicData uri="http://schemas.openxmlformats.org/drawingml/2006/picture">
               <pic:pic>
                 <pic:nvPicPr>
-                  <pic:cNvPr descr="psi-negro.png" id="0" name="image4.png"/>
+                  <pic:cNvPr descr="psi-negro.png" id="0" name="image2.png"/>
                   <pic:cNvPicPr preferRelativeResize="0"/>
                 </pic:nvPicPr>
                 <pic:blipFill>

--- a/Etapa Inicio/Modelo de Negocio - Kairos - NexTech.docx
+++ b/Etapa Inicio/Modelo de Negocio - Kairos - NexTech.docx
@@ -952,12 +952,12 @@
             <wp:extent cx="1200150" cy="1200150"/>
             <wp:effectExtent b="0" l="0" r="0" t="0"/>
             <wp:wrapSquare wrapText="bothSides" distB="0" distT="0" distL="114300" distR="114300"/>
-            <wp:docPr descr="psi-negro.png" id="12" name="image3.png"/>
+            <wp:docPr descr="psi-negro.png" id="12" name="image2.png"/>
             <a:graphic>
               <a:graphicData uri="http://schemas.openxmlformats.org/drawingml/2006/picture">
                 <pic:pic>
                   <pic:nvPicPr>
-                    <pic:cNvPr descr="psi-negro.png" id="0" name="image3.png"/>
+                    <pic:cNvPr descr="psi-negro.png" id="0" name="image2.png"/>
                     <pic:cNvPicPr preferRelativeResize="0"/>
                   </pic:nvPicPr>
                   <pic:blipFill>
@@ -1007,12 +1007,12 @@
             <wp:extent cx="1304925" cy="2019300"/>
             <wp:effectExtent b="0" l="0" r="0" t="0"/>
             <wp:wrapSquare wrapText="bothSides" distB="0" distT="0" distL="114300" distR="114300"/>
-            <wp:docPr descr="UNPA.JPG" id="16" name="image5.jpg"/>
+            <wp:docPr descr="UNPA.JPG" id="16" name="image3.jpg"/>
             <a:graphic>
               <a:graphicData uri="http://schemas.openxmlformats.org/drawingml/2006/picture">
                 <pic:pic>
                   <pic:nvPicPr>
-                    <pic:cNvPr descr="UNPA.JPG" id="0" name="image5.jpg"/>
+                    <pic:cNvPr descr="UNPA.JPG" id="0" name="image3.jpg"/>
                     <pic:cNvPicPr preferRelativeResize="0"/>
                   </pic:nvPicPr>
                   <pic:blipFill>
@@ -1467,7 +1467,7 @@
     </w:p>
     <w:sdt>
       <w:sdtPr>
-        <w:id w:val="-1007634253"/>
+        <w:id w:val="-483632256"/>
         <w:docPartObj>
           <w:docPartGallery w:val="Table of Contents"/>
           <w:docPartUnique w:val="1"/>
@@ -5630,12 +5630,12 @@
           <wp:extent cx="669290" cy="669290"/>
           <wp:effectExtent b="0" l="0" r="0" t="0"/>
           <wp:wrapSquare wrapText="bothSides" distB="0" distT="0" distL="114300" distR="114300"/>
-          <wp:docPr descr="psi-negro.png" id="17" name="image2.png"/>
+          <wp:docPr descr="psi-negro.png" id="17" name="image5.png"/>
           <a:graphic>
             <a:graphicData uri="http://schemas.openxmlformats.org/drawingml/2006/picture">
               <pic:pic>
                 <pic:nvPicPr>
-                  <pic:cNvPr descr="psi-negro.png" id="0" name="image2.png"/>
+                  <pic:cNvPr descr="psi-negro.png" id="0" name="image5.png"/>
                   <pic:cNvPicPr preferRelativeResize="0"/>
                 </pic:nvPicPr>
                 <pic:blipFill>

--- a/Etapa Inicio/Modelo de Negocio - Kairos - NexTech.docx
+++ b/Etapa Inicio/Modelo de Negocio - Kairos - NexTech.docx
@@ -952,12 +952,12 @@
             <wp:extent cx="1200150" cy="1200150"/>
             <wp:effectExtent b="0" l="0" r="0" t="0"/>
             <wp:wrapSquare wrapText="bothSides" distB="0" distT="0" distL="114300" distR="114300"/>
-            <wp:docPr descr="psi-negro.png" id="12" name="image2.png"/>
+            <wp:docPr descr="psi-negro.png" id="12" name="image1.png"/>
             <a:graphic>
               <a:graphicData uri="http://schemas.openxmlformats.org/drawingml/2006/picture">
                 <pic:pic>
                   <pic:nvPicPr>
-                    <pic:cNvPr descr="psi-negro.png" id="0" name="image2.png"/>
+                    <pic:cNvPr descr="psi-negro.png" id="0" name="image1.png"/>
                     <pic:cNvPicPr preferRelativeResize="0"/>
                   </pic:nvPicPr>
                   <pic:blipFill>
@@ -1007,12 +1007,12 @@
             <wp:extent cx="1304925" cy="2019300"/>
             <wp:effectExtent b="0" l="0" r="0" t="0"/>
             <wp:wrapSquare wrapText="bothSides" distB="0" distT="0" distL="114300" distR="114300"/>
-            <wp:docPr descr="UNPA.JPG" id="16" name="image3.jpg"/>
+            <wp:docPr descr="UNPA.JPG" id="16" name="image5.jpg"/>
             <a:graphic>
               <a:graphicData uri="http://schemas.openxmlformats.org/drawingml/2006/picture">
                 <pic:pic>
                   <pic:nvPicPr>
-                    <pic:cNvPr descr="UNPA.JPG" id="0" name="image3.jpg"/>
+                    <pic:cNvPr descr="UNPA.JPG" id="0" name="image5.jpg"/>
                     <pic:cNvPicPr preferRelativeResize="0"/>
                   </pic:nvPicPr>
                   <pic:blipFill>
@@ -1335,12 +1335,12 @@
             <wp:extent cx="1200150" cy="1200150"/>
             <wp:effectExtent b="0" l="0" r="0" t="0"/>
             <wp:wrapSquare wrapText="bothSides" distB="0" distT="0" distL="114300" distR="114300"/>
-            <wp:docPr id="15" name="image4.png"/>
+            <wp:docPr id="15" name="image2.png"/>
             <a:graphic>
               <a:graphicData uri="http://schemas.openxmlformats.org/drawingml/2006/picture">
                 <pic:pic>
                   <pic:nvPicPr>
-                    <pic:cNvPr id="0" name="image4.png"/>
+                    <pic:cNvPr id="0" name="image2.png"/>
                     <pic:cNvPicPr preferRelativeResize="0"/>
                   </pic:nvPicPr>
                   <pic:blipFill>
@@ -1467,7 +1467,7 @@
     </w:p>
     <w:sdt>
       <w:sdtPr>
-        <w:id w:val="-483632256"/>
+        <w:id w:val="2019210374"/>
         <w:docPartObj>
           <w:docPartGallery w:val="Table of Contents"/>
           <w:docPartUnique w:val="1"/>
@@ -5630,12 +5630,12 @@
           <wp:extent cx="669290" cy="669290"/>
           <wp:effectExtent b="0" l="0" r="0" t="0"/>
           <wp:wrapSquare wrapText="bothSides" distB="0" distT="0" distL="114300" distR="114300"/>
-          <wp:docPr descr="psi-negro.png" id="17" name="image5.png"/>
+          <wp:docPr descr="psi-negro.png" id="17" name="image3.png"/>
           <a:graphic>
             <a:graphicData uri="http://schemas.openxmlformats.org/drawingml/2006/picture">
               <pic:pic>
                 <pic:nvPicPr>
-                  <pic:cNvPr descr="psi-negro.png" id="0" name="image5.png"/>
+                  <pic:cNvPr descr="psi-negro.png" id="0" name="image3.png"/>
                   <pic:cNvPicPr preferRelativeResize="0"/>
                 </pic:nvPicPr>
                 <pic:blipFill>
@@ -5675,12 +5675,12 @@
           <wp:extent cx="425450" cy="666750"/>
           <wp:effectExtent b="0" l="0" r="0" t="0"/>
           <wp:wrapSquare wrapText="bothSides" distB="0" distT="0" distL="114300" distR="114300"/>
-          <wp:docPr descr="UNPA.JPG" id="14" name="image1.jpg"/>
+          <wp:docPr descr="UNPA.JPG" id="14" name="image4.jpg"/>
           <a:graphic>
             <a:graphicData uri="http://schemas.openxmlformats.org/drawingml/2006/picture">
               <pic:pic>
                 <pic:nvPicPr>
-                  <pic:cNvPr descr="UNPA.JPG" id="0" name="image1.jpg"/>
+                  <pic:cNvPr descr="UNPA.JPG" id="0" name="image4.jpg"/>
                   <pic:cNvPicPr preferRelativeResize="0"/>
                 </pic:nvPicPr>
                 <pic:blipFill>

--- a/Etapa Inicio/Modelo de Negocio - Kairos - NexTech.docx
+++ b/Etapa Inicio/Modelo de Negocio - Kairos - NexTech.docx
@@ -952,12 +952,12 @@
             <wp:extent cx="1200150" cy="1200150"/>
             <wp:effectExtent b="0" l="0" r="0" t="0"/>
             <wp:wrapSquare wrapText="bothSides" distB="0" distT="0" distL="114300" distR="114300"/>
-            <wp:docPr descr="psi-negro.png" id="12" name="image1.png"/>
+            <wp:docPr descr="psi-negro.png" id="12" name="image5.png"/>
             <a:graphic>
               <a:graphicData uri="http://schemas.openxmlformats.org/drawingml/2006/picture">
                 <pic:pic>
                   <pic:nvPicPr>
-                    <pic:cNvPr descr="psi-negro.png" id="0" name="image1.png"/>
+                    <pic:cNvPr descr="psi-negro.png" id="0" name="image5.png"/>
                     <pic:cNvPicPr preferRelativeResize="0"/>
                   </pic:nvPicPr>
                   <pic:blipFill>
@@ -1007,12 +1007,12 @@
             <wp:extent cx="1304925" cy="2019300"/>
             <wp:effectExtent b="0" l="0" r="0" t="0"/>
             <wp:wrapSquare wrapText="bothSides" distB="0" distT="0" distL="114300" distR="114300"/>
-            <wp:docPr descr="UNPA.JPG" id="16" name="image5.jpg"/>
+            <wp:docPr descr="UNPA.JPG" id="16" name="image3.jpg"/>
             <a:graphic>
               <a:graphicData uri="http://schemas.openxmlformats.org/drawingml/2006/picture">
                 <pic:pic>
                   <pic:nvPicPr>
-                    <pic:cNvPr descr="UNPA.JPG" id="0" name="image5.jpg"/>
+                    <pic:cNvPr descr="UNPA.JPG" id="0" name="image3.jpg"/>
                     <pic:cNvPicPr preferRelativeResize="0"/>
                   </pic:nvPicPr>
                   <pic:blipFill>
@@ -1335,12 +1335,12 @@
             <wp:extent cx="1200150" cy="1200150"/>
             <wp:effectExtent b="0" l="0" r="0" t="0"/>
             <wp:wrapSquare wrapText="bothSides" distB="0" distT="0" distL="114300" distR="114300"/>
-            <wp:docPr id="15" name="image2.png"/>
+            <wp:docPr id="15" name="image4.png"/>
             <a:graphic>
               <a:graphicData uri="http://schemas.openxmlformats.org/drawingml/2006/picture">
                 <pic:pic>
                   <pic:nvPicPr>
-                    <pic:cNvPr id="0" name="image2.png"/>
+                    <pic:cNvPr id="0" name="image4.png"/>
                     <pic:cNvPicPr preferRelativeResize="0"/>
                   </pic:nvPicPr>
                   <pic:blipFill>
@@ -1467,7 +1467,7 @@
     </w:p>
     <w:sdt>
       <w:sdtPr>
-        <w:id w:val="2019210374"/>
+        <w:id w:val="32725733"/>
         <w:docPartObj>
           <w:docPartGallery w:val="Table of Contents"/>
           <w:docPartUnique w:val="1"/>
@@ -5630,12 +5630,12 @@
           <wp:extent cx="669290" cy="669290"/>
           <wp:effectExtent b="0" l="0" r="0" t="0"/>
           <wp:wrapSquare wrapText="bothSides" distB="0" distT="0" distL="114300" distR="114300"/>
-          <wp:docPr descr="psi-negro.png" id="17" name="image3.png"/>
+          <wp:docPr descr="psi-negro.png" id="17" name="image1.png"/>
           <a:graphic>
             <a:graphicData uri="http://schemas.openxmlformats.org/drawingml/2006/picture">
               <pic:pic>
                 <pic:nvPicPr>
-                  <pic:cNvPr descr="psi-negro.png" id="0" name="image3.png"/>
+                  <pic:cNvPr descr="psi-negro.png" id="0" name="image1.png"/>
                   <pic:cNvPicPr preferRelativeResize="0"/>
                 </pic:nvPicPr>
                 <pic:blipFill>
@@ -5675,12 +5675,12 @@
           <wp:extent cx="425450" cy="666750"/>
           <wp:effectExtent b="0" l="0" r="0" t="0"/>
           <wp:wrapSquare wrapText="bothSides" distB="0" distT="0" distL="114300" distR="114300"/>
-          <wp:docPr descr="UNPA.JPG" id="14" name="image4.jpg"/>
+          <wp:docPr descr="UNPA.JPG" id="14" name="image2.jpg"/>
           <a:graphic>
             <a:graphicData uri="http://schemas.openxmlformats.org/drawingml/2006/picture">
               <pic:pic>
                 <pic:nvPicPr>
-                  <pic:cNvPr descr="UNPA.JPG" id="0" name="image4.jpg"/>
+                  <pic:cNvPr descr="UNPA.JPG" id="0" name="image2.jpg"/>
                   <pic:cNvPicPr preferRelativeResize="0"/>
                 </pic:nvPicPr>
                 <pic:blipFill>

--- a/Etapa Inicio/Modelo de Negocio - Kairos - NexTech.docx
+++ b/Etapa Inicio/Modelo de Negocio - Kairos - NexTech.docx
@@ -1467,7 +1467,7 @@
     </w:p>
     <w:sdt>
       <w:sdtPr>
-        <w:id w:val="32725733"/>
+        <w:id w:val="164168127"/>
         <w:docPartObj>
           <w:docPartGallery w:val="Table of Contents"/>
           <w:docPartUnique w:val="1"/>
@@ -5630,12 +5630,12 @@
           <wp:extent cx="669290" cy="669290"/>
           <wp:effectExtent b="0" l="0" r="0" t="0"/>
           <wp:wrapSquare wrapText="bothSides" distB="0" distT="0" distL="114300" distR="114300"/>
-          <wp:docPr descr="psi-negro.png" id="17" name="image1.png"/>
+          <wp:docPr descr="psi-negro.png" id="17" name="image2.png"/>
           <a:graphic>
             <a:graphicData uri="http://schemas.openxmlformats.org/drawingml/2006/picture">
               <pic:pic>
                 <pic:nvPicPr>
-                  <pic:cNvPr descr="psi-negro.png" id="0" name="image1.png"/>
+                  <pic:cNvPr descr="psi-negro.png" id="0" name="image2.png"/>
                   <pic:cNvPicPr preferRelativeResize="0"/>
                 </pic:nvPicPr>
                 <pic:blipFill>
@@ -5675,12 +5675,12 @@
           <wp:extent cx="425450" cy="666750"/>
           <wp:effectExtent b="0" l="0" r="0" t="0"/>
           <wp:wrapSquare wrapText="bothSides" distB="0" distT="0" distL="114300" distR="114300"/>
-          <wp:docPr descr="UNPA.JPG" id="14" name="image2.jpg"/>
+          <wp:docPr descr="UNPA.JPG" id="14" name="image1.jpg"/>
           <a:graphic>
             <a:graphicData uri="http://schemas.openxmlformats.org/drawingml/2006/picture">
               <pic:pic>
                 <pic:nvPicPr>
-                  <pic:cNvPr descr="UNPA.JPG" id="0" name="image2.jpg"/>
+                  <pic:cNvPr descr="UNPA.JPG" id="0" name="image1.jpg"/>
                   <pic:cNvPicPr preferRelativeResize="0"/>
                 </pic:nvPicPr>
                 <pic:blipFill>

--- a/Etapa Inicio/Modelo de Negocio - Kairos - NexTech.docx
+++ b/Etapa Inicio/Modelo de Negocio - Kairos - NexTech.docx
@@ -22,7 +22,9 @@
         <w:rPr>
           <w:rFonts w:ascii="Cambria" w:cs="Cambria" w:eastAsia="Cambria" w:hAnsi="Cambria"/>
           <w:b w:val="0"/>
+          <w:bCs w:val="0"/>
           <w:i w:val="0"/>
+          <w:iCs w:val="0"/>
           <w:smallCaps w:val="0"/>
           <w:strike w:val="0"/>
           <w:color w:val="000000"/>
@@ -59,7 +61,9 @@
         <w:rPr>
           <w:rFonts w:ascii="Cambria" w:cs="Cambria" w:eastAsia="Cambria" w:hAnsi="Cambria"/>
           <w:b w:val="0"/>
+          <w:bCs w:val="0"/>
           <w:i w:val="0"/>
+          <w:iCs w:val="0"/>
           <w:smallCaps w:val="0"/>
           <w:strike w:val="0"/>
           <w:color w:val="000000"/>
@@ -96,7 +100,9 @@
         <w:rPr>
           <w:rFonts w:ascii="Cambria" w:cs="Cambria" w:eastAsia="Cambria" w:hAnsi="Cambria"/>
           <w:b w:val="0"/>
+          <w:bCs w:val="0"/>
           <w:i w:val="0"/>
+          <w:iCs w:val="0"/>
           <w:smallCaps w:val="0"/>
           <w:strike w:val="0"/>
           <w:color w:val="000000"/>
@@ -111,7 +117,9 @@
         <w:rPr>
           <w:rFonts w:ascii="Calibri" w:cs="Calibri" w:eastAsia="Calibri" w:hAnsi="Calibri"/>
           <w:b w:val="0"/>
+          <w:bCs w:val="0"/>
           <w:i w:val="0"/>
+          <w:iCs w:val="0"/>
           <w:smallCaps w:val="0"/>
           <w:strike w:val="0"/>
           <w:color w:val="000000"/>
@@ -231,7 +239,9 @@
         <w:rPr>
           <w:rFonts w:ascii="Calibri" w:cs="Calibri" w:eastAsia="Calibri" w:hAnsi="Calibri"/>
           <w:b w:val="0"/>
+          <w:bCs w:val="0"/>
           <w:i w:val="0"/>
+          <w:iCs w:val="0"/>
           <w:smallCaps w:val="0"/>
           <w:strike w:val="0"/>
           <w:color w:val="000000"/>
@@ -351,7 +361,9 @@
         <w:rPr>
           <w:rFonts w:ascii="Calibri" w:cs="Calibri" w:eastAsia="Calibri" w:hAnsi="Calibri"/>
           <w:b w:val="0"/>
+          <w:bCs w:val="0"/>
           <w:i w:val="0"/>
+          <w:iCs w:val="0"/>
           <w:smallCaps w:val="0"/>
           <w:strike w:val="0"/>
           <w:color w:val="000000"/>
@@ -471,7 +483,9 @@
         <w:rPr>
           <w:rFonts w:ascii="Calibri" w:cs="Calibri" w:eastAsia="Calibri" w:hAnsi="Calibri"/>
           <w:b w:val="0"/>
+          <w:bCs w:val="0"/>
           <w:i w:val="0"/>
+          <w:iCs w:val="0"/>
           <w:smallCaps w:val="0"/>
           <w:strike w:val="0"/>
           <w:color w:val="000000"/>
@@ -613,7 +627,9 @@
         <w:rPr>
           <w:rFonts w:ascii="Cambria" w:cs="Cambria" w:eastAsia="Cambria" w:hAnsi="Cambria"/>
           <w:b w:val="0"/>
+          <w:bCs w:val="0"/>
           <w:i w:val="0"/>
+          <w:iCs w:val="0"/>
           <w:smallCaps w:val="0"/>
           <w:strike w:val="0"/>
           <w:color w:val="000000"/>
@@ -628,7 +644,9 @@
         <w:rPr>
           <w:rFonts w:ascii="Cambria" w:cs="Cambria" w:eastAsia="Cambria" w:hAnsi="Cambria"/>
           <w:b w:val="0"/>
+          <w:bCs w:val="0"/>
           <w:i w:val="0"/>
+          <w:iCs w:val="0"/>
           <w:smallCaps w:val="0"/>
           <w:strike w:val="0"/>
           <w:color w:val="000000"/>
@@ -649,7 +667,9 @@
         <w:rPr>
           <w:rFonts w:ascii="Cambria" w:cs="Cambria" w:eastAsia="Cambria" w:hAnsi="Cambria"/>
           <w:b w:val="0"/>
+          <w:bCs w:val="0"/>
           <w:i w:val="0"/>
+          <w:iCs w:val="0"/>
           <w:smallCaps w:val="0"/>
           <w:strike w:val="0"/>
           <w:color w:val="000000"/>
@@ -695,7 +715,9 @@
         <w:rPr>
           <w:rFonts w:ascii="Calibri" w:cs="Calibri" w:eastAsia="Calibri" w:hAnsi="Calibri"/>
           <w:b w:val="0"/>
+          <w:bCs w:val="0"/>
           <w:i w:val="0"/>
+          <w:iCs w:val="0"/>
           <w:smallCaps w:val="0"/>
           <w:strike w:val="0"/>
           <w:color w:val="000000"/>
@@ -732,7 +754,9 @@
         <w:rPr>
           <w:rFonts w:ascii="Calibri" w:cs="Calibri" w:eastAsia="Calibri" w:hAnsi="Calibri"/>
           <w:b w:val="0"/>
+          <w:bCs w:val="0"/>
           <w:i w:val="0"/>
+          <w:iCs w:val="0"/>
           <w:smallCaps w:val="0"/>
           <w:strike w:val="0"/>
           <w:color w:val="000000"/>
@@ -769,7 +793,9 @@
         <w:rPr>
           <w:rFonts w:ascii="Calibri" w:cs="Calibri" w:eastAsia="Calibri" w:hAnsi="Calibri"/>
           <w:b w:val="0"/>
+          <w:bCs w:val="0"/>
           <w:i w:val="0"/>
+          <w:iCs w:val="0"/>
           <w:smallCaps w:val="0"/>
           <w:strike w:val="0"/>
           <w:color w:val="000000"/>
@@ -806,7 +832,9 @@
         <w:rPr>
           <w:rFonts w:ascii="Calibri" w:cs="Calibri" w:eastAsia="Calibri" w:hAnsi="Calibri"/>
           <w:b w:val="0"/>
+          <w:bCs w:val="0"/>
           <w:i w:val="0"/>
+          <w:iCs w:val="0"/>
           <w:smallCaps w:val="0"/>
           <w:strike w:val="0"/>
           <w:color w:val="000000"/>
@@ -830,7 +858,9 @@
         <w:rPr>
           <w:rFonts w:ascii="Calibri" w:cs="Calibri" w:eastAsia="Calibri" w:hAnsi="Calibri"/>
           <w:b w:val="0"/>
+          <w:bCs w:val="0"/>
           <w:i w:val="0"/>
+          <w:iCs w:val="0"/>
           <w:smallCaps w:val="0"/>
           <w:strike w:val="0"/>
           <w:color w:val="000000"/>
@@ -924,7 +954,9 @@
         <w:rPr>
           <w:rFonts w:ascii="Calibri" w:cs="Calibri" w:eastAsia="Calibri" w:hAnsi="Calibri"/>
           <w:b w:val="0"/>
+          <w:bCs w:val="0"/>
           <w:i w:val="1"/>
+          <w:iCs w:val="1"/>
           <w:smallCaps w:val="0"/>
           <w:strike w:val="0"/>
           <w:color w:val="548dd4"/>
@@ -938,6 +970,7 @@
       <w:r>
         <w:rPr>
           <w:i w:val="1"/>
+          <w:iCs w:val="1"/>
           <w:color w:val="548dd4"/>
         </w:rPr>
         <w:drawing>
@@ -952,12 +985,12 @@
             <wp:extent cx="1200150" cy="1200150"/>
             <wp:effectExtent b="0" l="0" r="0" t="0"/>
             <wp:wrapSquare wrapText="bothSides" distB="0" distT="0" distL="114300" distR="114300"/>
-            <wp:docPr descr="psi-negro.png" id="12" name="image5.png"/>
+            <wp:docPr descr="psi-negro.png" id="12" name="image4.png"/>
             <a:graphic>
               <a:graphicData uri="http://schemas.openxmlformats.org/drawingml/2006/picture">
                 <pic:pic>
                   <pic:nvPicPr>
-                    <pic:cNvPr descr="psi-negro.png" id="0" name="image5.png"/>
+                    <pic:cNvPr descr="psi-negro.png" id="0" name="image4.png"/>
                     <pic:cNvPicPr preferRelativeResize="0"/>
                   </pic:nvPicPr>
                   <pic:blipFill>
@@ -985,7 +1018,9 @@
         <w:rPr>
           <w:rFonts w:ascii="Calibri" w:cs="Calibri" w:eastAsia="Calibri" w:hAnsi="Calibri"/>
           <w:b w:val="0"/>
+          <w:bCs w:val="0"/>
           <w:i w:val="1"/>
+          <w:iCs w:val="1"/>
           <w:smallCaps w:val="0"/>
           <w:strike w:val="0"/>
           <w:color w:val="548dd4"/>
@@ -1007,12 +1042,12 @@
             <wp:extent cx="1304925" cy="2019300"/>
             <wp:effectExtent b="0" l="0" r="0" t="0"/>
             <wp:wrapSquare wrapText="bothSides" distB="0" distT="0" distL="114300" distR="114300"/>
-            <wp:docPr descr="UNPA.JPG" id="16" name="image3.jpg"/>
+            <wp:docPr descr="UNPA.JPG" id="16" name="image2.jpg"/>
             <a:graphic>
               <a:graphicData uri="http://schemas.openxmlformats.org/drawingml/2006/picture">
                 <pic:pic>
                   <pic:nvPicPr>
-                    <pic:cNvPr descr="UNPA.JPG" id="0" name="image3.jpg"/>
+                    <pic:cNvPr descr="UNPA.JPG" id="0" name="image2.jpg"/>
                     <pic:cNvPicPr preferRelativeResize="0"/>
                   </pic:nvPicPr>
                   <pic:blipFill>
@@ -1068,7 +1103,9 @@
         <w:rPr>
           <w:rFonts w:ascii="Calibri" w:cs="Calibri" w:eastAsia="Calibri" w:hAnsi="Calibri"/>
           <w:b w:val="0"/>
+          <w:bCs w:val="0"/>
           <w:i w:val="1"/>
+          <w:iCs w:val="1"/>
           <w:smallCaps w:val="0"/>
           <w:strike w:val="0"/>
           <w:color w:val="548dd4"/>
@@ -1082,6 +1119,7 @@
       <w:r>
         <w:rPr>
           <w:i w:val="1"/>
+          <w:iCs w:val="1"/>
           <w:color w:val="548dd4"/>
         </w:rPr>
         <mc:AlternateContent>
@@ -1249,7 +1287,9 @@
         <w:rPr>
           <w:rFonts w:ascii="Calibri" w:cs="Calibri" w:eastAsia="Calibri" w:hAnsi="Calibri"/>
           <w:b w:val="0"/>
+          <w:bCs w:val="0"/>
           <w:i w:val="1"/>
+          <w:iCs w:val="1"/>
           <w:smallCaps w:val="0"/>
           <w:strike w:val="0"/>
           <w:color w:val="548dd4"/>
@@ -1289,7 +1329,9 @@
         <w:rPr>
           <w:rFonts w:ascii="Calibri" w:cs="Calibri" w:eastAsia="Calibri" w:hAnsi="Calibri"/>
           <w:b w:val="0"/>
+          <w:bCs w:val="0"/>
           <w:i w:val="1"/>
+          <w:iCs w:val="1"/>
           <w:smallCaps w:val="0"/>
           <w:strike w:val="0"/>
           <w:color w:val="548dd4"/>
@@ -1335,12 +1377,12 @@
             <wp:extent cx="1200150" cy="1200150"/>
             <wp:effectExtent b="0" l="0" r="0" t="0"/>
             <wp:wrapSquare wrapText="bothSides" distB="0" distT="0" distL="114300" distR="114300"/>
-            <wp:docPr id="15" name="image4.png"/>
+            <wp:docPr id="15" name="image5.png"/>
             <a:graphic>
               <a:graphicData uri="http://schemas.openxmlformats.org/drawingml/2006/picture">
                 <pic:pic>
                   <pic:nvPicPr>
-                    <pic:cNvPr id="0" name="image4.png"/>
+                    <pic:cNvPr id="0" name="image5.png"/>
                     <pic:cNvPicPr preferRelativeResize="0"/>
                   </pic:nvPicPr>
                   <pic:blipFill>
@@ -1396,7 +1438,9 @@
         <w:rPr>
           <w:rFonts w:ascii="Calibri" w:cs="Calibri" w:eastAsia="Calibri" w:hAnsi="Calibri"/>
           <w:b w:val="0"/>
+          <w:bCs w:val="0"/>
           <w:i w:val="0"/>
+          <w:iCs w:val="0"/>
           <w:smallCaps w:val="0"/>
           <w:strike w:val="0"/>
           <w:color w:val="000000"/>
@@ -1436,7 +1480,9 @@
         <w:rPr>
           <w:rFonts w:ascii="Cambria" w:cs="Cambria" w:eastAsia="Cambria" w:hAnsi="Cambria"/>
           <w:b w:val="1"/>
+          <w:bCs w:val="1"/>
           <w:i w:val="0"/>
+          <w:iCs w:val="0"/>
           <w:smallCaps w:val="0"/>
           <w:strike w:val="0"/>
           <w:color w:val="366091"/>
@@ -1451,7 +1497,9 @@
         <w:rPr>
           <w:rFonts w:ascii="Cambria" w:cs="Cambria" w:eastAsia="Cambria" w:hAnsi="Cambria"/>
           <w:b w:val="1"/>
+          <w:bCs w:val="1"/>
           <w:i w:val="0"/>
+          <w:iCs w:val="0"/>
           <w:smallCaps w:val="0"/>
           <w:strike w:val="0"/>
           <w:color w:val="366091"/>
@@ -1467,7 +1515,7 @@
     </w:p>
     <w:sdt>
       <w:sdtPr>
-        <w:id w:val="164168127"/>
+        <w:id w:val="1865790177"/>
         <w:docPartObj>
           <w:docPartGallery w:val="Table of Contents"/>
           <w:docPartUnique w:val="1"/>
@@ -1484,6 +1532,7 @@
             <w:ind w:left="0"/>
             <w:rPr>
               <w:b w:val="1"/>
+              <w:bCs w:val="1"/>
               <w:color w:val="366091"/>
               <w:u w:val="none"/>
             </w:rPr>
@@ -1497,6 +1546,7 @@
             <w:r>
               <w:rPr>
                 <w:b w:val="1"/>
+                <w:bCs w:val="1"/>
                 <w:color w:val="366091"/>
                 <w:u w:val="none"/>
                 <w:rtl w:val="0"/>
@@ -1522,6 +1572,7 @@
             <w:ind w:left="0" w:firstLine="0"/>
             <w:rPr>
               <w:b w:val="1"/>
+              <w:bCs w:val="1"/>
               <w:color w:val="366091"/>
               <w:u w:val="none"/>
             </w:rPr>
@@ -1530,6 +1581,7 @@
             <w:r>
               <w:rPr>
                 <w:b w:val="1"/>
+                <w:bCs w:val="1"/>
                 <w:color w:val="366091"/>
                 <w:u w:val="none"/>
                 <w:rtl w:val="0"/>
@@ -1555,6 +1607,7 @@
             <w:ind w:left="0" w:firstLine="0"/>
             <w:rPr>
               <w:b w:val="1"/>
+              <w:bCs w:val="1"/>
               <w:color w:val="366091"/>
               <w:u w:val="none"/>
             </w:rPr>
@@ -1563,6 +1616,7 @@
             <w:r>
               <w:rPr>
                 <w:b w:val="1"/>
+                <w:bCs w:val="1"/>
                 <w:color w:val="366091"/>
                 <w:u w:val="none"/>
                 <w:rtl w:val="0"/>
@@ -1588,6 +1642,7 @@
             <w:ind w:left="0" w:firstLine="0"/>
             <w:rPr>
               <w:b w:val="1"/>
+              <w:bCs w:val="1"/>
               <w:color w:val="366091"/>
               <w:u w:val="none"/>
             </w:rPr>
@@ -1596,6 +1651,7 @@
             <w:r>
               <w:rPr>
                 <w:b w:val="1"/>
+                <w:bCs w:val="1"/>
                 <w:color w:val="366091"/>
                 <w:u w:val="none"/>
                 <w:rtl w:val="0"/>
@@ -1621,6 +1677,7 @@
             <w:ind w:left="0" w:firstLine="0"/>
             <w:rPr>
               <w:b w:val="1"/>
+              <w:bCs w:val="1"/>
               <w:color w:val="366091"/>
               <w:u w:val="none"/>
             </w:rPr>
@@ -1629,6 +1686,7 @@
             <w:r>
               <w:rPr>
                 <w:b w:val="1"/>
+                <w:bCs w:val="1"/>
                 <w:color w:val="366091"/>
                 <w:u w:val="none"/>
                 <w:rtl w:val="0"/>
@@ -1654,6 +1712,7 @@
             <w:ind w:left="0" w:firstLine="0"/>
             <w:rPr>
               <w:b w:val="1"/>
+              <w:bCs w:val="1"/>
               <w:color w:val="366091"/>
               <w:u w:val="none"/>
             </w:rPr>
@@ -1662,6 +1721,7 @@
             <w:r>
               <w:rPr>
                 <w:b w:val="1"/>
+                <w:bCs w:val="1"/>
                 <w:color w:val="366091"/>
                 <w:u w:val="none"/>
                 <w:rtl w:val="0"/>
@@ -1718,6 +1778,7 @@
             <w:ind w:left="0" w:firstLine="0"/>
             <w:rPr>
               <w:b w:val="1"/>
+              <w:bCs w:val="1"/>
               <w:color w:val="366091"/>
               <w:u w:val="none"/>
             </w:rPr>
@@ -1726,6 +1787,7 @@
             <w:r>
               <w:rPr>
                 <w:b w:val="1"/>
+                <w:bCs w:val="1"/>
                 <w:color w:val="366091"/>
                 <w:u w:val="none"/>
                 <w:rtl w:val="0"/>
@@ -1813,6 +1875,7 @@
             <w:ind w:left="0" w:firstLine="0"/>
             <w:rPr>
               <w:b w:val="1"/>
+              <w:bCs w:val="1"/>
               <w:color w:val="366091"/>
               <w:u w:val="none"/>
             </w:rPr>
@@ -1821,6 +1884,7 @@
             <w:r>
               <w:rPr>
                 <w:b w:val="1"/>
+                <w:bCs w:val="1"/>
                 <w:color w:val="366091"/>
                 <w:u w:val="none"/>
                 <w:rtl w:val="0"/>
@@ -1906,7 +1970,9 @@
         <w:rPr>
           <w:rFonts w:ascii="Cambria" w:cs="Cambria" w:eastAsia="Cambria" w:hAnsi="Cambria"/>
           <w:b w:val="0"/>
+          <w:bCs w:val="0"/>
           <w:i w:val="0"/>
+          <w:iCs w:val="0"/>
           <w:smallCaps w:val="0"/>
           <w:strike w:val="0"/>
           <w:color w:val="17365d"/>
@@ -1922,6 +1988,7 @@
       <w:r>
         <w:rPr>
           <w:b w:val="0"/>
+          <w:bCs w:val="0"/>
           <w:color w:val="17365d"/>
           <w:sz w:val="50"/>
           <w:szCs w:val="50"/>
@@ -1947,7 +2014,9 @@
         <w:rPr>
           <w:rFonts w:ascii="Cambria" w:cs="Cambria" w:eastAsia="Cambria" w:hAnsi="Cambria"/>
           <w:b w:val="1"/>
+          <w:bCs w:val="1"/>
           <w:i w:val="0"/>
+          <w:iCs w:val="0"/>
           <w:smallCaps w:val="0"/>
           <w:strike w:val="0"/>
           <w:color w:val="366091"/>
@@ -2000,6 +2069,7 @@
         <w:jc w:val="both"/>
         <w:rPr>
           <w:i w:val="1"/>
+          <w:iCs w:val="1"/>
           <w:color w:val="548dd4"/>
         </w:rPr>
       </w:pPr>
@@ -2078,6 +2148,7 @@
       <w:r>
         <w:rPr>
           <w:b w:val="1"/>
+          <w:bCs w:val="1"/>
           <w:rtl w:val="0"/>
         </w:rPr>
         <w:t xml:space="preserve">Resuelve un problema concreto: </w:t>
@@ -2108,6 +2179,7 @@
       <w:r>
         <w:rPr>
           <w:b w:val="1"/>
+          <w:bCs w:val="1"/>
           <w:rtl w:val="0"/>
         </w:rPr>
         <w:t xml:space="preserve">Facilita la gestión y el seguimiento: </w:t>
@@ -2150,6 +2222,7 @@
       <w:r>
         <w:rPr>
           <w:b w:val="1"/>
+          <w:bCs w:val="1"/>
           <w:rtl w:val="0"/>
         </w:rPr>
         <w:t xml:space="preserve">Aporta valor académico y profesional: </w:t>
@@ -2311,6 +2384,7 @@
         <w:ind w:left="0"/>
         <w:rPr>
           <w:i w:val="1"/>
+          <w:iCs w:val="1"/>
           <w:color w:val="548dd4"/>
         </w:rPr>
       </w:pPr>
@@ -2474,6 +2548,7 @@
         <w:jc w:val="left"/>
         <w:rPr>
           <w:i w:val="1"/>
+          <w:iCs w:val="1"/>
           <w:color w:val="548dd4"/>
         </w:rPr>
       </w:pPr>
@@ -2527,11 +2602,13 @@
               <w:ind w:left="0" w:firstLine="0"/>
               <w:rPr>
                 <w:b w:val="1"/>
+                <w:bCs w:val="1"/>
               </w:rPr>
             </w:pPr>
             <w:r>
               <w:rPr>
                 <w:b w:val="1"/>
+                <w:bCs w:val="1"/>
                 <w:rtl w:val="0"/>
               </w:rPr>
               <w:t xml:space="preserve">Nombre </w:t>
@@ -2563,6 +2640,7 @@
               <w:rPr>
                 <w:rFonts w:ascii="Calibri" w:cs="Calibri" w:eastAsia="Calibri" w:hAnsi="Calibri"/>
                 <w:b w:val="0"/>
+                <w:bCs w:val="0"/>
                 <w:smallCaps w:val="0"/>
                 <w:strike w:val="0"/>
                 <w:sz w:val="22"/>
@@ -2600,11 +2678,13 @@
             <w:pPr>
               <w:rPr>
                 <w:b w:val="1"/>
+                <w:bCs w:val="1"/>
               </w:rPr>
             </w:pPr>
             <w:r>
               <w:rPr>
                 <w:b w:val="1"/>
+                <w:bCs w:val="1"/>
                 <w:rtl w:val="0"/>
               </w:rPr>
               <w:t xml:space="preserve">Descripción</w:t>
@@ -2636,6 +2716,7 @@
               <w:rPr>
                 <w:rFonts w:ascii="Calibri" w:cs="Calibri" w:eastAsia="Calibri" w:hAnsi="Calibri"/>
                 <w:b w:val="0"/>
+                <w:bCs w:val="0"/>
                 <w:smallCaps w:val="0"/>
                 <w:strike w:val="0"/>
                 <w:sz w:val="22"/>
@@ -2673,11 +2754,13 @@
             <w:pPr>
               <w:rPr>
                 <w:b w:val="1"/>
+                <w:bCs w:val="1"/>
               </w:rPr>
             </w:pPr>
             <w:r>
               <w:rPr>
                 <w:b w:val="1"/>
+                <w:bCs w:val="1"/>
                 <w:rtl w:val="0"/>
               </w:rPr>
               <w:t xml:space="preserve">Participación</w:t>
@@ -2709,6 +2792,7 @@
               <w:rPr>
                 <w:rFonts w:ascii="Calibri" w:cs="Calibri" w:eastAsia="Calibri" w:hAnsi="Calibri"/>
                 <w:b w:val="0"/>
+                <w:bCs w:val="0"/>
                 <w:smallCaps w:val="0"/>
                 <w:strike w:val="0"/>
                 <w:sz w:val="22"/>
@@ -2746,11 +2830,13 @@
             <w:pPr>
               <w:rPr>
                 <w:b w:val="1"/>
+                <w:bCs w:val="1"/>
               </w:rPr>
             </w:pPr>
             <w:r>
               <w:rPr>
                 <w:b w:val="1"/>
+                <w:bCs w:val="1"/>
                 <w:rtl w:val="0"/>
               </w:rPr>
               <w:t xml:space="preserve">Rol</w:t>
@@ -2782,6 +2868,7 @@
               <w:rPr>
                 <w:rFonts w:ascii="Calibri" w:cs="Calibri" w:eastAsia="Calibri" w:hAnsi="Calibri"/>
                 <w:b w:val="0"/>
+                <w:bCs w:val="0"/>
                 <w:smallCaps w:val="0"/>
                 <w:strike w:val="0"/>
                 <w:sz w:val="22"/>
@@ -2819,11 +2906,13 @@
             <w:pPr>
               <w:rPr>
                 <w:b w:val="1"/>
+                <w:bCs w:val="1"/>
               </w:rPr>
             </w:pPr>
             <w:r>
               <w:rPr>
                 <w:b w:val="1"/>
+                <w:bCs w:val="1"/>
                 <w:rtl w:val="0"/>
               </w:rPr>
               <w:t xml:space="preserve">Responsabilidades</w:t>
@@ -2923,11 +3012,13 @@
             <w:pPr>
               <w:rPr>
                 <w:b w:val="1"/>
+                <w:bCs w:val="1"/>
               </w:rPr>
             </w:pPr>
             <w:r>
               <w:rPr>
                 <w:b w:val="1"/>
+                <w:bCs w:val="1"/>
                 <w:rtl w:val="0"/>
               </w:rPr>
               <w:t xml:space="preserve">Datos de contacto</w:t>
@@ -2959,6 +3050,7 @@
               <w:rPr>
                 <w:rFonts w:ascii="Calibri" w:cs="Calibri" w:eastAsia="Calibri" w:hAnsi="Calibri"/>
                 <w:b w:val="0"/>
+                <w:bCs w:val="0"/>
                 <w:smallCaps w:val="0"/>
                 <w:strike w:val="0"/>
                 <w:sz w:val="22"/>
@@ -2988,6 +3080,7 @@
         <w:ind w:left="0" w:firstLine="0"/>
         <w:rPr>
           <w:i w:val="1"/>
+          <w:iCs w:val="1"/>
           <w:color w:val="548dd4"/>
         </w:rPr>
       </w:pPr>
@@ -3039,11 +3132,13 @@
               <w:ind w:left="0"/>
               <w:rPr>
                 <w:b w:val="1"/>
+                <w:bCs w:val="1"/>
               </w:rPr>
             </w:pPr>
             <w:r>
               <w:rPr>
                 <w:b w:val="1"/>
+                <w:bCs w:val="1"/>
                 <w:rtl w:val="0"/>
               </w:rPr>
               <w:t xml:space="preserve">Nombre </w:t>
@@ -3084,11 +3179,13 @@
             <w:pPr>
               <w:rPr>
                 <w:b w:val="1"/>
+                <w:bCs w:val="1"/>
               </w:rPr>
             </w:pPr>
             <w:r>
               <w:rPr>
                 <w:b w:val="1"/>
+                <w:bCs w:val="1"/>
                 <w:rtl w:val="0"/>
               </w:rPr>
               <w:t xml:space="preserve">Descripción</w:t>
@@ -3129,11 +3226,13 @@
             <w:pPr>
               <w:rPr>
                 <w:b w:val="1"/>
+                <w:bCs w:val="1"/>
               </w:rPr>
             </w:pPr>
             <w:r>
               <w:rPr>
                 <w:b w:val="1"/>
+                <w:bCs w:val="1"/>
                 <w:rtl w:val="0"/>
               </w:rPr>
               <w:t xml:space="preserve">Participación</w:t>
@@ -3174,11 +3273,13 @@
             <w:pPr>
               <w:rPr>
                 <w:b w:val="1"/>
+                <w:bCs w:val="1"/>
               </w:rPr>
             </w:pPr>
             <w:r>
               <w:rPr>
                 <w:b w:val="1"/>
+                <w:bCs w:val="1"/>
                 <w:rtl w:val="0"/>
               </w:rPr>
               <w:t xml:space="preserve">Rol</w:t>
@@ -3196,6 +3297,7 @@
               <w:jc w:val="both"/>
               <w:rPr>
                 <w:i w:val="1"/>
+                <w:iCs w:val="1"/>
                 <w:color w:val="548dd4"/>
               </w:rPr>
             </w:pPr>
@@ -3227,11 +3329,13 @@
             <w:pPr>
               <w:rPr>
                 <w:b w:val="1"/>
+                <w:bCs w:val="1"/>
               </w:rPr>
             </w:pPr>
             <w:r>
               <w:rPr>
                 <w:b w:val="1"/>
+                <w:bCs w:val="1"/>
                 <w:rtl w:val="0"/>
               </w:rPr>
               <w:t xml:space="preserve">Responsabilidades</w:t>
@@ -3296,11 +3400,13 @@
             <w:pPr>
               <w:rPr>
                 <w:b w:val="1"/>
+                <w:bCs w:val="1"/>
               </w:rPr>
             </w:pPr>
             <w:r>
               <w:rPr>
                 <w:b w:val="1"/>
+                <w:bCs w:val="1"/>
                 <w:rtl w:val="0"/>
               </w:rPr>
               <w:t xml:space="preserve">Datos de contacto</w:t>
@@ -3333,6 +3439,7 @@
         <w:ind w:left="0" w:firstLine="0"/>
         <w:rPr>
           <w:i w:val="1"/>
+          <w:iCs w:val="1"/>
           <w:color w:val="548dd4"/>
         </w:rPr>
       </w:pPr>
@@ -3384,11 +3491,13 @@
               <w:ind w:left="0"/>
               <w:rPr>
                 <w:b w:val="1"/>
+                <w:bCs w:val="1"/>
               </w:rPr>
             </w:pPr>
             <w:r>
               <w:rPr>
                 <w:b w:val="1"/>
+                <w:bCs w:val="1"/>
                 <w:rtl w:val="0"/>
               </w:rPr>
               <w:t xml:space="preserve">Nombre </w:t>
@@ -3429,11 +3538,13 @@
             <w:pPr>
               <w:rPr>
                 <w:b w:val="1"/>
+                <w:bCs w:val="1"/>
               </w:rPr>
             </w:pPr>
             <w:r>
               <w:rPr>
                 <w:b w:val="1"/>
+                <w:bCs w:val="1"/>
                 <w:rtl w:val="0"/>
               </w:rPr>
               <w:t xml:space="preserve">Descripción</w:t>
@@ -3474,11 +3585,13 @@
             <w:pPr>
               <w:rPr>
                 <w:b w:val="1"/>
+                <w:bCs w:val="1"/>
               </w:rPr>
             </w:pPr>
             <w:r>
               <w:rPr>
                 <w:b w:val="1"/>
+                <w:bCs w:val="1"/>
                 <w:rtl w:val="0"/>
               </w:rPr>
               <w:t xml:space="preserve">Participación</w:t>
@@ -3519,11 +3632,13 @@
             <w:pPr>
               <w:rPr>
                 <w:b w:val="1"/>
+                <w:bCs w:val="1"/>
               </w:rPr>
             </w:pPr>
             <w:r>
               <w:rPr>
                 <w:b w:val="1"/>
+                <w:bCs w:val="1"/>
                 <w:rtl w:val="0"/>
               </w:rPr>
               <w:t xml:space="preserve">Rol</w:t>
@@ -3564,11 +3679,13 @@
             <w:pPr>
               <w:rPr>
                 <w:b w:val="1"/>
+                <w:bCs w:val="1"/>
               </w:rPr>
             </w:pPr>
             <w:r>
               <w:rPr>
                 <w:b w:val="1"/>
+                <w:bCs w:val="1"/>
                 <w:rtl w:val="0"/>
               </w:rPr>
               <w:t xml:space="preserve">Responsabilidades</w:t>
@@ -3638,11 +3755,13 @@
             <w:pPr>
               <w:rPr>
                 <w:b w:val="1"/>
+                <w:bCs w:val="1"/>
               </w:rPr>
             </w:pPr>
             <w:r>
               <w:rPr>
                 <w:b w:val="1"/>
+                <w:bCs w:val="1"/>
                 <w:rtl w:val="0"/>
               </w:rPr>
               <w:t xml:space="preserve">Datos de contacto</w:t>
@@ -3678,6 +3797,7 @@
         <w:ind w:left="0" w:firstLine="0"/>
         <w:rPr>
           <w:b w:val="1"/>
+          <w:bCs w:val="1"/>
           <w:sz w:val="24"/>
           <w:szCs w:val="24"/>
         </w:rPr>
@@ -3696,6 +3816,7 @@
         <w:ind w:left="0" w:firstLine="0"/>
         <w:rPr>
           <w:b w:val="1"/>
+          <w:bCs w:val="1"/>
           <w:sz w:val="24"/>
           <w:szCs w:val="24"/>
         </w:rPr>
@@ -3714,6 +3835,7 @@
         <w:ind w:left="0" w:firstLine="0"/>
         <w:rPr>
           <w:b w:val="1"/>
+          <w:bCs w:val="1"/>
           <w:sz w:val="24"/>
           <w:szCs w:val="24"/>
         </w:rPr>
@@ -3732,6 +3854,7 @@
         <w:ind w:left="0" w:firstLine="0"/>
         <w:rPr>
           <w:b w:val="1"/>
+          <w:bCs w:val="1"/>
           <w:sz w:val="24"/>
           <w:szCs w:val="24"/>
         </w:rPr>
@@ -3750,6 +3873,7 @@
         <w:ind w:left="0" w:firstLine="0"/>
         <w:rPr>
           <w:b w:val="1"/>
+          <w:bCs w:val="1"/>
           <w:sz w:val="24"/>
           <w:szCs w:val="24"/>
         </w:rPr>
@@ -3890,11 +4014,13 @@
         <w:jc w:val="both"/>
         <w:rPr>
           <w:b w:val="1"/>
+          <w:bCs w:val="1"/>
         </w:rPr>
       </w:pPr>
       <w:r>
         <w:rPr>
           <w:b w:val="1"/>
+          <w:bCs w:val="1"/>
           <w:rtl w:val="0"/>
         </w:rPr>
         <w:t xml:space="preserve">Problemas identificados:</w:t>
@@ -3917,6 +4043,7 @@
       <w:r>
         <w:rPr>
           <w:b w:val="1"/>
+          <w:bCs w:val="1"/>
           <w:rtl w:val="0"/>
         </w:rPr>
         <w:t xml:space="preserve">Falta de unificación: </w:t>
@@ -3945,6 +4072,7 @@
       <w:r>
         <w:rPr>
           <w:b w:val="1"/>
+          <w:bCs w:val="1"/>
           <w:rtl w:val="0"/>
         </w:rPr>
         <w:t xml:space="preserve">Seguimiento impreciso:</w:t>
@@ -3973,6 +4101,7 @@
       <w:r>
         <w:rPr>
           <w:b w:val="1"/>
+          <w:bCs w:val="1"/>
           <w:rtl w:val="0"/>
         </w:rPr>
         <w:t xml:space="preserve">Impacto en la eficiencia: </w:t>
@@ -4003,6 +4132,7 @@
       <w:r>
         <w:rPr>
           <w:b w:val="1"/>
+          <w:bCs w:val="1"/>
           <w:rtl w:val="0"/>
         </w:rPr>
         <w:t xml:space="preserve">Dificultad para decisiones concretas:</w:t>
@@ -4124,7 +4254,9 @@
               <w:rPr>
                 <w:rFonts w:ascii="Arial" w:cs="Arial" w:eastAsia="Arial" w:hAnsi="Arial"/>
                 <w:b w:val="1"/>
+                <w:bCs w:val="1"/>
                 <w:i w:val="0"/>
+                <w:iCs w:val="0"/>
                 <w:smallCaps w:val="0"/>
                 <w:strike w:val="0"/>
                 <w:color w:val="000000"/>
@@ -4139,7 +4271,9 @@
               <w:rPr>
                 <w:rFonts w:ascii="Arial" w:cs="Arial" w:eastAsia="Arial" w:hAnsi="Arial"/>
                 <w:b w:val="1"/>
+                <w:bCs w:val="1"/>
                 <w:i w:val="0"/>
+                <w:iCs w:val="0"/>
                 <w:smallCaps w:val="0"/>
                 <w:strike w:val="0"/>
                 <w:color w:val="000000"/>
@@ -4178,7 +4312,9 @@
               <w:rPr>
                 <w:rFonts w:ascii="Arial" w:cs="Arial" w:eastAsia="Arial" w:hAnsi="Arial"/>
                 <w:b w:val="1"/>
+                <w:bCs w:val="1"/>
                 <w:i w:val="0"/>
+                <w:iCs w:val="0"/>
                 <w:smallCaps w:val="0"/>
                 <w:strike w:val="0"/>
                 <w:color w:val="000000"/>
@@ -4193,7 +4329,9 @@
               <w:rPr>
                 <w:rFonts w:ascii="Arial" w:cs="Arial" w:eastAsia="Arial" w:hAnsi="Arial"/>
                 <w:b w:val="1"/>
+                <w:bCs w:val="1"/>
                 <w:i w:val="0"/>
+                <w:iCs w:val="0"/>
                 <w:smallCaps w:val="0"/>
                 <w:strike w:val="0"/>
                 <w:color w:val="000000"/>
@@ -4241,7 +4379,9 @@
               <w:rPr>
                 <w:rFonts w:ascii="Calibri" w:cs="Calibri" w:eastAsia="Calibri" w:hAnsi="Calibri"/>
                 <w:b w:val="0"/>
+                <w:bCs w:val="0"/>
                 <w:i w:val="1"/>
+                <w:iCs w:val="1"/>
                 <w:smallCaps w:val="0"/>
                 <w:strike w:val="0"/>
                 <w:color w:val="548dd4"/>
@@ -4292,7 +4432,9 @@
               <w:rPr>
                 <w:rFonts w:ascii="Calibri" w:cs="Calibri" w:eastAsia="Calibri" w:hAnsi="Calibri"/>
                 <w:b w:val="0"/>
+                <w:bCs w:val="0"/>
                 <w:i w:val="1"/>
+                <w:iCs w:val="1"/>
                 <w:smallCaps w:val="0"/>
                 <w:strike w:val="0"/>
                 <w:color w:val="548dd4"/>
@@ -5630,12 +5772,12 @@
           <wp:extent cx="669290" cy="669290"/>
           <wp:effectExtent b="0" l="0" r="0" t="0"/>
           <wp:wrapSquare wrapText="bothSides" distB="0" distT="0" distL="114300" distR="114300"/>
-          <wp:docPr descr="psi-negro.png" id="17" name="image2.png"/>
+          <wp:docPr descr="psi-negro.png" id="17" name="image3.png"/>
           <a:graphic>
             <a:graphicData uri="http://schemas.openxmlformats.org/drawingml/2006/picture">
               <pic:pic>
                 <pic:nvPicPr>
-                  <pic:cNvPr descr="psi-negro.png" id="0" name="image2.png"/>
+                  <pic:cNvPr descr="psi-negro.png" id="0" name="image3.png"/>
                   <pic:cNvPicPr preferRelativeResize="0"/>
                 </pic:nvPicPr>
                 <pic:blipFill>
@@ -6582,6 +6724,7 @@
     <w:rPr>
       <w:rFonts w:ascii="Cambria" w:cs="Cambria" w:eastAsia="Cambria" w:hAnsi="Cambria"/>
       <w:b w:val="1"/>
+      <w:bCs w:val="1"/>
       <w:color w:val="366091"/>
       <w:sz w:val="28"/>
       <w:szCs w:val="28"/>
@@ -6598,6 +6741,7 @@
     <w:rPr>
       <w:rFonts w:ascii="Cambria" w:cs="Cambria" w:eastAsia="Cambria" w:hAnsi="Cambria"/>
       <w:b w:val="1"/>
+      <w:bCs w:val="1"/>
       <w:color w:val="4f81bd"/>
       <w:sz w:val="26"/>
       <w:szCs w:val="26"/>
@@ -6614,6 +6758,7 @@
     <w:rPr>
       <w:rFonts w:ascii="Cambria" w:cs="Cambria" w:eastAsia="Cambria" w:hAnsi="Cambria"/>
       <w:b w:val="1"/>
+      <w:bCs w:val="1"/>
       <w:color w:val="4f81bd"/>
     </w:rPr>
   </w:style>
@@ -6628,7 +6773,9 @@
     <w:rPr>
       <w:rFonts w:ascii="Cambria" w:cs="Cambria" w:eastAsia="Cambria" w:hAnsi="Cambria"/>
       <w:b w:val="1"/>
+      <w:bCs w:val="1"/>
       <w:i w:val="1"/>
+      <w:iCs w:val="1"/>
       <w:color w:val="4f81bd"/>
     </w:rPr>
   </w:style>
@@ -6644,6 +6791,7 @@
     </w:pPr>
     <w:rPr>
       <w:b w:val="1"/>
+      <w:bCs w:val="1"/>
       <w:sz w:val="22"/>
       <w:szCs w:val="22"/>
     </w:rPr>
@@ -6660,6 +6808,7 @@
     </w:pPr>
     <w:rPr>
       <w:b w:val="1"/>
+      <w:bCs w:val="1"/>
       <w:sz w:val="20"/>
       <w:szCs w:val="20"/>
     </w:rPr>
@@ -6694,6 +6843,7 @@
     <w:rPr>
       <w:rFonts w:ascii="Georgia" w:cs="Georgia" w:eastAsia="Georgia" w:hAnsi="Georgia"/>
       <w:i w:val="1"/>
+      <w:iCs w:val="1"/>
       <w:color w:val="666666"/>
       <w:sz w:val="48"/>
       <w:szCs w:val="48"/>

--- a/Etapa Inicio/Modelo de Negocio - Kairos - NexTech.docx
+++ b/Etapa Inicio/Modelo de Negocio - Kairos - NexTech.docx
@@ -985,12 +985,12 @@
             <wp:extent cx="1200150" cy="1200150"/>
             <wp:effectExtent b="0" l="0" r="0" t="0"/>
             <wp:wrapSquare wrapText="bothSides" distB="0" distT="0" distL="114300" distR="114300"/>
-            <wp:docPr descr="psi-negro.png" id="12" name="image4.png"/>
+            <wp:docPr descr="psi-negro.png" id="12" name="image2.png"/>
             <a:graphic>
               <a:graphicData uri="http://schemas.openxmlformats.org/drawingml/2006/picture">
                 <pic:pic>
                   <pic:nvPicPr>
-                    <pic:cNvPr descr="psi-negro.png" id="0" name="image4.png"/>
+                    <pic:cNvPr descr="psi-negro.png" id="0" name="image2.png"/>
                     <pic:cNvPicPr preferRelativeResize="0"/>
                   </pic:nvPicPr>
                   <pic:blipFill>
@@ -1042,12 +1042,12 @@
             <wp:extent cx="1304925" cy="2019300"/>
             <wp:effectExtent b="0" l="0" r="0" t="0"/>
             <wp:wrapSquare wrapText="bothSides" distB="0" distT="0" distL="114300" distR="114300"/>
-            <wp:docPr descr="UNPA.JPG" id="16" name="image2.jpg"/>
+            <wp:docPr descr="UNPA.JPG" id="16" name="image3.jpg"/>
             <a:graphic>
               <a:graphicData uri="http://schemas.openxmlformats.org/drawingml/2006/picture">
                 <pic:pic>
                   <pic:nvPicPr>
-                    <pic:cNvPr descr="UNPA.JPG" id="0" name="image2.jpg"/>
+                    <pic:cNvPr descr="UNPA.JPG" id="0" name="image3.jpg"/>
                     <pic:cNvPicPr preferRelativeResize="0"/>
                   </pic:nvPicPr>
                   <pic:blipFill>
@@ -1515,7 +1515,7 @@
     </w:p>
     <w:sdt>
       <w:sdtPr>
-        <w:id w:val="1865790177"/>
+        <w:id w:val="-1183404030"/>
         <w:docPartObj>
           <w:docPartGallery w:val="Table of Contents"/>
           <w:docPartUnique w:val="1"/>
@@ -5772,12 +5772,12 @@
           <wp:extent cx="669290" cy="669290"/>
           <wp:effectExtent b="0" l="0" r="0" t="0"/>
           <wp:wrapSquare wrapText="bothSides" distB="0" distT="0" distL="114300" distR="114300"/>
-          <wp:docPr descr="psi-negro.png" id="17" name="image3.png"/>
+          <wp:docPr descr="psi-negro.png" id="17" name="image4.png"/>
           <a:graphic>
             <a:graphicData uri="http://schemas.openxmlformats.org/drawingml/2006/picture">
               <pic:pic>
                 <pic:nvPicPr>
-                  <pic:cNvPr descr="psi-negro.png" id="0" name="image3.png"/>
+                  <pic:cNvPr descr="psi-negro.png" id="0" name="image4.png"/>
                   <pic:cNvPicPr preferRelativeResize="0"/>
                 </pic:nvPicPr>
                 <pic:blipFill>

--- a/Etapa Inicio/Modelo de Negocio - Kairos - NexTech.docx
+++ b/Etapa Inicio/Modelo de Negocio - Kairos - NexTech.docx
@@ -985,12 +985,12 @@
             <wp:extent cx="1200150" cy="1200150"/>
             <wp:effectExtent b="0" l="0" r="0" t="0"/>
             <wp:wrapSquare wrapText="bothSides" distB="0" distT="0" distL="114300" distR="114300"/>
-            <wp:docPr descr="psi-negro.png" id="12" name="image2.png"/>
+            <wp:docPr descr="psi-negro.png" id="12" name="image3.png"/>
             <a:graphic>
               <a:graphicData uri="http://schemas.openxmlformats.org/drawingml/2006/picture">
                 <pic:pic>
                   <pic:nvPicPr>
-                    <pic:cNvPr descr="psi-negro.png" id="0" name="image2.png"/>
+                    <pic:cNvPr descr="psi-negro.png" id="0" name="image3.png"/>
                     <pic:cNvPicPr preferRelativeResize="0"/>
                   </pic:nvPicPr>
                   <pic:blipFill>
@@ -1042,12 +1042,12 @@
             <wp:extent cx="1304925" cy="2019300"/>
             <wp:effectExtent b="0" l="0" r="0" t="0"/>
             <wp:wrapSquare wrapText="bothSides" distB="0" distT="0" distL="114300" distR="114300"/>
-            <wp:docPr descr="UNPA.JPG" id="16" name="image3.jpg"/>
+            <wp:docPr descr="UNPA.JPG" id="16" name="image1.jpg"/>
             <a:graphic>
               <a:graphicData uri="http://schemas.openxmlformats.org/drawingml/2006/picture">
                 <pic:pic>
                   <pic:nvPicPr>
-                    <pic:cNvPr descr="UNPA.JPG" id="0" name="image3.jpg"/>
+                    <pic:cNvPr descr="UNPA.JPG" id="0" name="image1.jpg"/>
                     <pic:cNvPicPr preferRelativeResize="0"/>
                   </pic:nvPicPr>
                   <pic:blipFill>
@@ -1377,12 +1377,12 @@
             <wp:extent cx="1200150" cy="1200150"/>
             <wp:effectExtent b="0" l="0" r="0" t="0"/>
             <wp:wrapSquare wrapText="bothSides" distB="0" distT="0" distL="114300" distR="114300"/>
-            <wp:docPr id="15" name="image5.png"/>
+            <wp:docPr id="15" name="image4.png"/>
             <a:graphic>
               <a:graphicData uri="http://schemas.openxmlformats.org/drawingml/2006/picture">
                 <pic:pic>
                   <pic:nvPicPr>
-                    <pic:cNvPr id="0" name="image5.png"/>
+                    <pic:cNvPr id="0" name="image4.png"/>
                     <pic:cNvPicPr preferRelativeResize="0"/>
                   </pic:nvPicPr>
                   <pic:blipFill>
@@ -1515,7 +1515,7 @@
     </w:p>
     <w:sdt>
       <w:sdtPr>
-        <w:id w:val="-1183404030"/>
+        <w:id w:val="-1630153326"/>
         <w:docPartObj>
           <w:docPartGallery w:val="Table of Contents"/>
           <w:docPartUnique w:val="1"/>
@@ -5772,12 +5772,12 @@
           <wp:extent cx="669290" cy="669290"/>
           <wp:effectExtent b="0" l="0" r="0" t="0"/>
           <wp:wrapSquare wrapText="bothSides" distB="0" distT="0" distL="114300" distR="114300"/>
-          <wp:docPr descr="psi-negro.png" id="17" name="image4.png"/>
+          <wp:docPr descr="psi-negro.png" id="17" name="image2.png"/>
           <a:graphic>
             <a:graphicData uri="http://schemas.openxmlformats.org/drawingml/2006/picture">
               <pic:pic>
                 <pic:nvPicPr>
-                  <pic:cNvPr descr="psi-negro.png" id="0" name="image4.png"/>
+                  <pic:cNvPr descr="psi-negro.png" id="0" name="image2.png"/>
                   <pic:cNvPicPr preferRelativeResize="0"/>
                 </pic:nvPicPr>
                 <pic:blipFill>
@@ -5817,12 +5817,12 @@
           <wp:extent cx="425450" cy="666750"/>
           <wp:effectExtent b="0" l="0" r="0" t="0"/>
           <wp:wrapSquare wrapText="bothSides" distB="0" distT="0" distL="114300" distR="114300"/>
-          <wp:docPr descr="UNPA.JPG" id="14" name="image1.jpg"/>
+          <wp:docPr descr="UNPA.JPG" id="14" name="image5.jpg"/>
           <a:graphic>
             <a:graphicData uri="http://schemas.openxmlformats.org/drawingml/2006/picture">
               <pic:pic>
                 <pic:nvPicPr>
-                  <pic:cNvPr descr="UNPA.JPG" id="0" name="image1.jpg"/>
+                  <pic:cNvPr descr="UNPA.JPG" id="0" name="image5.jpg"/>
                   <pic:cNvPicPr preferRelativeResize="0"/>
                 </pic:nvPicPr>
                 <pic:blipFill>

--- a/Etapa Inicio/Modelo de Negocio - Kairos - NexTech.docx
+++ b/Etapa Inicio/Modelo de Negocio - Kairos - NexTech.docx
@@ -985,12 +985,12 @@
             <wp:extent cx="1200150" cy="1200150"/>
             <wp:effectExtent b="0" l="0" r="0" t="0"/>
             <wp:wrapSquare wrapText="bothSides" distB="0" distT="0" distL="114300" distR="114300"/>
-            <wp:docPr descr="psi-negro.png" id="12" name="image3.png"/>
+            <wp:docPr descr="psi-negro.png" id="12" name="image5.png"/>
             <a:graphic>
               <a:graphicData uri="http://schemas.openxmlformats.org/drawingml/2006/picture">
                 <pic:pic>
                   <pic:nvPicPr>
-                    <pic:cNvPr descr="psi-negro.png" id="0" name="image3.png"/>
+                    <pic:cNvPr descr="psi-negro.png" id="0" name="image5.png"/>
                     <pic:cNvPicPr preferRelativeResize="0"/>
                   </pic:nvPicPr>
                   <pic:blipFill>
@@ -1042,12 +1042,12 @@
             <wp:extent cx="1304925" cy="2019300"/>
             <wp:effectExtent b="0" l="0" r="0" t="0"/>
             <wp:wrapSquare wrapText="bothSides" distB="0" distT="0" distL="114300" distR="114300"/>
-            <wp:docPr descr="UNPA.JPG" id="16" name="image1.jpg"/>
+            <wp:docPr descr="UNPA.JPG" id="16" name="image2.jpg"/>
             <a:graphic>
               <a:graphicData uri="http://schemas.openxmlformats.org/drawingml/2006/picture">
                 <pic:pic>
                   <pic:nvPicPr>
-                    <pic:cNvPr descr="UNPA.JPG" id="0" name="image1.jpg"/>
+                    <pic:cNvPr descr="UNPA.JPG" id="0" name="image2.jpg"/>
                     <pic:cNvPicPr preferRelativeResize="0"/>
                   </pic:nvPicPr>
                   <pic:blipFill>
@@ -1377,12 +1377,12 @@
             <wp:extent cx="1200150" cy="1200150"/>
             <wp:effectExtent b="0" l="0" r="0" t="0"/>
             <wp:wrapSquare wrapText="bothSides" distB="0" distT="0" distL="114300" distR="114300"/>
-            <wp:docPr id="15" name="image4.png"/>
+            <wp:docPr id="15" name="image3.png"/>
             <a:graphic>
               <a:graphicData uri="http://schemas.openxmlformats.org/drawingml/2006/picture">
                 <pic:pic>
                   <pic:nvPicPr>
-                    <pic:cNvPr id="0" name="image4.png"/>
+                    <pic:cNvPr id="0" name="image3.png"/>
                     <pic:cNvPicPr preferRelativeResize="0"/>
                   </pic:nvPicPr>
                   <pic:blipFill>
@@ -1515,7 +1515,7 @@
     </w:p>
     <w:sdt>
       <w:sdtPr>
-        <w:id w:val="-1630153326"/>
+        <w:id w:val="1951402962"/>
         <w:docPartObj>
           <w:docPartGallery w:val="Table of Contents"/>
           <w:docPartUnique w:val="1"/>
@@ -5772,12 +5772,12 @@
           <wp:extent cx="669290" cy="669290"/>
           <wp:effectExtent b="0" l="0" r="0" t="0"/>
           <wp:wrapSquare wrapText="bothSides" distB="0" distT="0" distL="114300" distR="114300"/>
-          <wp:docPr descr="psi-negro.png" id="17" name="image2.png"/>
+          <wp:docPr descr="psi-negro.png" id="17" name="image4.png"/>
           <a:graphic>
             <a:graphicData uri="http://schemas.openxmlformats.org/drawingml/2006/picture">
               <pic:pic>
                 <pic:nvPicPr>
-                  <pic:cNvPr descr="psi-negro.png" id="0" name="image2.png"/>
+                  <pic:cNvPr descr="psi-negro.png" id="0" name="image4.png"/>
                   <pic:cNvPicPr preferRelativeResize="0"/>
                 </pic:nvPicPr>
                 <pic:blipFill>
@@ -5817,12 +5817,12 @@
           <wp:extent cx="425450" cy="666750"/>
           <wp:effectExtent b="0" l="0" r="0" t="0"/>
           <wp:wrapSquare wrapText="bothSides" distB="0" distT="0" distL="114300" distR="114300"/>
-          <wp:docPr descr="UNPA.JPG" id="14" name="image5.jpg"/>
+          <wp:docPr descr="UNPA.JPG" id="14" name="image1.jpg"/>
           <a:graphic>
             <a:graphicData uri="http://schemas.openxmlformats.org/drawingml/2006/picture">
               <pic:pic>
                 <pic:nvPicPr>
-                  <pic:cNvPr descr="UNPA.JPG" id="0" name="image5.jpg"/>
+                  <pic:cNvPr descr="UNPA.JPG" id="0" name="image1.jpg"/>
                   <pic:cNvPicPr preferRelativeResize="0"/>
                 </pic:nvPicPr>
                 <pic:blipFill>

--- a/Etapa Inicio/Modelo de Negocio - Kairos - NexTech.docx
+++ b/Etapa Inicio/Modelo de Negocio - Kairos - NexTech.docx
@@ -204,12 +204,12 @@
                 <wp:extent cx="7940040" cy="810895"/>
                 <wp:effectExtent b="0" l="0" r="0" t="0"/>
                 <wp:wrapNone/>
-                <wp:docPr id="9" name="image15.png"/>
+                <wp:docPr id="9" name="image16.png"/>
                 <a:graphic>
                   <a:graphicData uri="http://schemas.openxmlformats.org/drawingml/2006/picture">
                     <pic:pic>
                       <pic:nvPicPr>
-                        <pic:cNvPr id="0" name="image15.png"/>
+                        <pic:cNvPr id="0" name="image16.png"/>
                         <pic:cNvPicPr preferRelativeResize="0"/>
                       </pic:nvPicPr>
                       <pic:blipFill>
@@ -326,12 +326,12 @@
                 <wp:extent cx="103505" cy="11228070"/>
                 <wp:effectExtent b="0" l="0" r="0" t="0"/>
                 <wp:wrapNone/>
-                <wp:docPr id="11" name="image17.png"/>
+                <wp:docPr id="11" name="image18.png"/>
                 <a:graphic>
                   <a:graphicData uri="http://schemas.openxmlformats.org/drawingml/2006/picture">
                     <pic:pic>
                       <pic:nvPicPr>
-                        <pic:cNvPr id="0" name="image17.png"/>
+                        <pic:cNvPr id="0" name="image18.png"/>
                         <pic:cNvPicPr preferRelativeResize="0"/>
                       </pic:nvPicPr>
                       <pic:blipFill>
@@ -448,12 +448,12 @@
                 <wp:extent cx="103505" cy="11228070"/>
                 <wp:effectExtent b="0" l="0" r="0" t="0"/>
                 <wp:wrapNone/>
-                <wp:docPr id="4" name="image10.png"/>
+                <wp:docPr id="4" name="image11.png"/>
                 <a:graphic>
                   <a:graphicData uri="http://schemas.openxmlformats.org/drawingml/2006/picture">
                     <pic:pic>
                       <pic:nvPicPr>
-                        <pic:cNvPr id="0" name="image10.png"/>
+                        <pic:cNvPr id="0" name="image11.png"/>
                         <pic:cNvPicPr preferRelativeResize="0"/>
                       </pic:nvPicPr>
                       <pic:blipFill>
@@ -570,12 +570,12 @@
                 <wp:extent cx="7940040" cy="810895"/>
                 <wp:effectExtent b="0" l="0" r="0" t="0"/>
                 <wp:wrapNone/>
-                <wp:docPr id="7" name="image13.png"/>
+                <wp:docPr id="7" name="image14.png"/>
                 <a:graphic>
                   <a:graphicData uri="http://schemas.openxmlformats.org/drawingml/2006/picture">
                     <pic:pic>
                       <pic:nvPicPr>
-                        <pic:cNvPr id="0" name="image13.png"/>
+                        <pic:cNvPr id="0" name="image14.png"/>
                         <pic:cNvPicPr preferRelativeResize="0"/>
                       </pic:nvPicPr>
                       <pic:blipFill>
@@ -1042,12 +1042,12 @@
             <wp:extent cx="1304925" cy="2019300"/>
             <wp:effectExtent b="0" l="0" r="0" t="0"/>
             <wp:wrapSquare wrapText="bothSides" distB="0" distT="0" distL="114300" distR="114300"/>
-            <wp:docPr descr="UNPA.JPG" id="16" name="image2.jpg"/>
+            <wp:docPr descr="UNPA.JPG" id="16" name="image1.jpg"/>
             <a:graphic>
               <a:graphicData uri="http://schemas.openxmlformats.org/drawingml/2006/picture">
                 <pic:pic>
                   <pic:nvPicPr>
-                    <pic:cNvPr descr="UNPA.JPG" id="0" name="image2.jpg"/>
+                    <pic:cNvPr descr="UNPA.JPG" id="0" name="image1.jpg"/>
                     <pic:cNvPicPr preferRelativeResize="0"/>
                   </pic:nvPicPr>
                   <pic:blipFill>
@@ -1227,12 +1227,12 @@
                 <wp:extent cx="2060575" cy="7330709"/>
                 <wp:effectExtent b="0" l="0" r="0" t="0"/>
                 <wp:wrapSquare wrapText="bothSides" distB="0" distT="0" distL="114300" distR="114300"/>
-                <wp:docPr id="10" name="image16.png"/>
+                <wp:docPr id="10" name="image17.png"/>
                 <a:graphic>
                   <a:graphicData uri="http://schemas.openxmlformats.org/drawingml/2006/picture">
                     <pic:pic>
                       <pic:nvPicPr>
-                        <pic:cNvPr id="0" name="image16.png"/>
+                        <pic:cNvPr id="0" name="image17.png"/>
                         <pic:cNvPicPr preferRelativeResize="0"/>
                       </pic:nvPicPr>
                       <pic:blipFill>
@@ -1377,12 +1377,12 @@
             <wp:extent cx="1200150" cy="1200150"/>
             <wp:effectExtent b="0" l="0" r="0" t="0"/>
             <wp:wrapSquare wrapText="bothSides" distB="0" distT="0" distL="114300" distR="114300"/>
-            <wp:docPr id="15" name="image3.png"/>
+            <wp:docPr id="15" name="image2.png"/>
             <a:graphic>
               <a:graphicData uri="http://schemas.openxmlformats.org/drawingml/2006/picture">
                 <pic:pic>
                   <pic:nvPicPr>
-                    <pic:cNvPr id="0" name="image3.png"/>
+                    <pic:cNvPr id="0" name="image2.png"/>
                     <pic:cNvPicPr preferRelativeResize="0"/>
                   </pic:nvPicPr>
                   <pic:blipFill>
@@ -1515,7 +1515,7 @@
     </w:p>
     <w:sdt>
       <w:sdtPr>
-        <w:id w:val="1951402962"/>
+        <w:id w:val="716823185"/>
         <w:docPartObj>
           <w:docPartGallery w:val="Table of Contents"/>
           <w:docPartUnique w:val="1"/>
@@ -2231,7 +2231,7 @@
         <w:rPr>
           <w:rtl w:val="0"/>
         </w:rPr>
-        <w:t xml:space="preserve">Aporta valor académico y profesional: los registros generados permiten a los estudiantes analizar su desempeño, producir reportes para la memoria final y reflexionar sobre cómo mejorar la planificación en iteraciones futuras.</w:t>
+        <w:t xml:space="preserve">los registros generados permiten a los estudiantes analizar su desempeño, producir reportes para la memoria final y reflexionar sobre cómo mejorar la planificación en iteraciones futuras.</w:t>
       </w:r>
       <w:r>
         <w:rPr>
@@ -2431,19 +2431,7 @@
         <w:rPr>
           <w:rtl w:val="0"/>
         </w:rPr>
-        <w:t xml:space="preserve">Este sistema se desarrollará en el contexto de la asignatura ‘Laboratorio de Desarrollo de Software’, materia perteneciente al 3°año de las carreras Analista de Sistemas y Licenciatura en Sistemas de la Unidad Académica Río Gallegos de la Universidad Nacional De La Patagonia Austral (UNPA-UARG).  El desarrollo de este sistema se </w:t>
-      </w:r>
-      <w:r>
-        <w:rPr>
-          <w:rtl w:val="0"/>
-        </w:rPr>
-        <w:t xml:space="preserve">enfocará</w:t>
-      </w:r>
-      <w:r>
-        <w:rPr>
-          <w:rtl w:val="0"/>
-        </w:rPr>
-        <w:t xml:space="preserve">  en facilitar la gestión de tareas y el registro de tiempos de los integrantes de cada equipo conformado por estudiantes durante el desarrollo de un proyecto de software.</w:t>
+        <w:t xml:space="preserve">Este sistema se desarrollará en el contexto de la asignatura ‘Laboratorio de Desarrollo de Software’, materia perteneciente al 3° año de las carreras Analista de Sistemas y Licenciatura en Sistemas de la Unidad Académica Río Gallegos de la Universidad Nacional de la Patagonia Austral (UNPA-UARG).  El desarrollo del sistema se enfocará en facilitar la gestión de tareas y el registro de tiempos.</w:t>
       </w:r>
     </w:p>
     <w:p>
@@ -2472,67 +2460,13 @@
         <w:rPr>
           <w:rtl w:val="0"/>
         </w:rPr>
-      </w:r>
-    </w:p>
-    <w:p>
-      <w:pPr>
-        <w:pStyle w:val="Heading3"/>
-        <w:widowControl w:val="0"/>
-        <w:tabs>
-          <w:tab w:val="left" w:leader="none" w:pos="0"/>
-        </w:tabs>
-        <w:spacing w:after="60" w:before="120" w:lineRule="auto"/>
-        <w:ind w:left="0"/>
-        <w:rPr/>
-      </w:pPr>
-      <w:bookmarkStart w:colFirst="0" w:colLast="0" w:name="_y0ddod5wcegh" w:id="9"/>
-      <w:bookmarkEnd w:id="9"/>
-      <w:r>
-        <w:rPr>
-          <w:color w:val="366091"/>
-          <w:sz w:val="28"/>
-          <w:szCs w:val="28"/>
-          <w:rtl w:val="0"/>
-        </w:rPr>
-        <w:t xml:space="preserve">Descripción de los Involucrados</w:t>
-      </w:r>
-      <w:r>
-        <w:rPr>
-          <w:rtl w:val="0"/>
-        </w:rPr>
-      </w:r>
-    </w:p>
-    <w:p>
-      <w:pPr>
-        <w:pStyle w:val="Heading3"/>
-        <w:widowControl w:val="0"/>
-        <w:tabs>
-          <w:tab w:val="left" w:leader="none" w:pos="0"/>
-        </w:tabs>
-        <w:spacing w:after="60" w:before="120" w:lineRule="auto"/>
-        <w:ind w:left="0"/>
-        <w:rPr/>
-      </w:pPr>
-      <w:bookmarkStart w:colFirst="0" w:colLast="0" w:name="_w7a49jjoaq1s" w:id="10"/>
-      <w:bookmarkEnd w:id="10"/>
-      <w:r>
-        <w:rPr>
-          <w:sz w:val="26"/>
-          <w:szCs w:val="26"/>
-          <w:rtl w:val="0"/>
-        </w:rPr>
-        <w:t xml:space="preserve">Perfiles de los involucrados</w:t>
-      </w:r>
-      <w:r>
-        <w:rPr>
-          <w:rtl w:val="0"/>
-        </w:rPr>
-      </w:r>
-    </w:p>
-    <w:p>
-      <w:pPr>
-        <w:keepNext w:val="1"/>
-        <w:keepLines w:val="1"/>
+        <w:t xml:space="preserve">Está orientado a los integrantes de cada equipo conformado por estudiantes durante el desarrollo de un proyecto de software.</w:t>
+      </w:r>
+    </w:p>
+    <w:p>
+      <w:pPr>
+        <w:keepNext w:val="0"/>
+        <w:keepLines w:val="0"/>
         <w:pageBreakBefore w:val="0"/>
         <w:widowControl w:val="1"/>
         <w:pBdr>
@@ -2543,17 +2477,73 @@
           <w:between w:space="0" w:sz="0" w:val="nil"/>
         </w:pBdr>
         <w:shd w:fill="auto" w:val="clear"/>
+        <w:tabs>
+          <w:tab w:val="left" w:leader="none" w:pos="0"/>
+        </w:tabs>
         <w:spacing w:after="0" w:before="200" w:line="276" w:lineRule="auto"/>
-        <w:ind w:left="0" w:right="0" w:firstLine="0"/>
-        <w:jc w:val="left"/>
+        <w:ind w:left="0" w:right="0" w:hanging="6"/>
+        <w:jc w:val="both"/>
+        <w:rPr/>
+      </w:pPr>
+      <w:r>
+        <w:rPr>
+          <w:rtl w:val="0"/>
+        </w:rPr>
+      </w:r>
+    </w:p>
+    <w:p>
+      <w:pPr>
+        <w:pStyle w:val="Heading3"/>
+        <w:widowControl w:val="0"/>
+        <w:tabs>
+          <w:tab w:val="left" w:leader="none" w:pos="0"/>
+        </w:tabs>
+        <w:spacing w:after="60" w:before="120" w:lineRule="auto"/>
+        <w:ind w:left="0"/>
+        <w:rPr/>
+      </w:pPr>
+      <w:bookmarkStart w:colFirst="0" w:colLast="0" w:name="_y0ddod5wcegh" w:id="9"/>
+      <w:bookmarkEnd w:id="9"/>
+      <w:r>
+        <w:rPr>
+          <w:color w:val="366091"/>
+          <w:sz w:val="28"/>
+          <w:szCs w:val="28"/>
+          <w:rtl w:val="0"/>
+        </w:rPr>
+        <w:t xml:space="preserve">Descripción de los Involucrados</w:t>
+      </w:r>
+      <w:r>
+        <w:rPr>
+          <w:rtl w:val="0"/>
+        </w:rPr>
+      </w:r>
+    </w:p>
+    <w:p>
+      <w:pPr>
+        <w:pStyle w:val="Heading3"/>
+        <w:widowControl w:val="0"/>
+        <w:tabs>
+          <w:tab w:val="left" w:leader="none" w:pos="0"/>
+        </w:tabs>
+        <w:spacing w:after="60" w:before="120" w:lineRule="auto"/>
+        <w:ind w:left="0"/>
         <w:rPr>
           <w:i w:val="1"/>
           <w:iCs w:val="1"/>
           <w:color w:val="548dd4"/>
         </w:rPr>
       </w:pPr>
-      <w:bookmarkStart w:colFirst="0" w:colLast="0" w:name="_xy3hn5vc2kmn" w:id="11"/>
-      <w:bookmarkEnd w:id="11"/>
+      <w:bookmarkStart w:colFirst="0" w:colLast="0" w:name="_w7a49jjoaq1s" w:id="10"/>
+      <w:bookmarkEnd w:id="10"/>
+      <w:r>
+        <w:rPr>
+          <w:sz w:val="26"/>
+          <w:szCs w:val="26"/>
+          <w:rtl w:val="0"/>
+        </w:rPr>
+        <w:t xml:space="preserve">Perfiles de los involucrados</w:t>
+      </w:r>
       <w:r>
         <w:rPr>
           <w:rtl w:val="0"/>
@@ -3895,8 +3885,8 @@
         <w:ind w:left="0"/>
         <w:rPr/>
       </w:pPr>
-      <w:bookmarkStart w:colFirst="0" w:colLast="0" w:name="_sz56vtcu0dww" w:id="12"/>
-      <w:bookmarkEnd w:id="12"/>
+      <w:bookmarkStart w:colFirst="0" w:colLast="0" w:name="_sz56vtcu0dww" w:id="11"/>
+      <w:bookmarkEnd w:id="11"/>
       <w:r>
         <w:rPr>
           <w:color w:val="366091"/>
@@ -3923,8 +3913,8 @@
         <w:ind w:left="0"/>
         <w:rPr/>
       </w:pPr>
-      <w:bookmarkStart w:colFirst="0" w:colLast="0" w:name="_rl25wcd1mu33" w:id="13"/>
-      <w:bookmarkEnd w:id="13"/>
+      <w:bookmarkStart w:colFirst="0" w:colLast="0" w:name="_rl25wcd1mu33" w:id="12"/>
+      <w:bookmarkEnd w:id="12"/>
       <w:r>
         <w:rPr>
           <w:sz w:val="26"/>
@@ -4030,7 +4020,7 @@
       <w:pPr>
         <w:numPr>
           <w:ilvl w:val="0"/>
-          <w:numId w:val="3"/>
+          <w:numId w:val="2"/>
         </w:numPr>
         <w:tabs>
           <w:tab w:val="left" w:leader="none" w:pos="0"/>
@@ -4059,7 +4049,7 @@
       <w:pPr>
         <w:numPr>
           <w:ilvl w:val="0"/>
-          <w:numId w:val="3"/>
+          <w:numId w:val="2"/>
         </w:numPr>
         <w:tabs>
           <w:tab w:val="left" w:leader="none" w:pos="0"/>
@@ -4088,7 +4078,7 @@
       <w:pPr>
         <w:numPr>
           <w:ilvl w:val="0"/>
-          <w:numId w:val="3"/>
+          <w:numId w:val="2"/>
         </w:numPr>
         <w:tabs>
           <w:tab w:val="left" w:leader="none" w:pos="0"/>
@@ -4117,7 +4107,7 @@
       <w:pPr>
         <w:numPr>
           <w:ilvl w:val="0"/>
-          <w:numId w:val="3"/>
+          <w:numId w:val="2"/>
         </w:numPr>
         <w:tabs>
           <w:tab w:val="left" w:leader="none" w:pos="0"/>
@@ -4155,8 +4145,8 @@
         <w:ind w:left="0"/>
         <w:rPr/>
       </w:pPr>
-      <w:bookmarkStart w:colFirst="0" w:colLast="0" w:name="_qjvr2y9exvq" w:id="14"/>
-      <w:bookmarkEnd w:id="14"/>
+      <w:bookmarkStart w:colFirst="0" w:colLast="0" w:name="_qjvr2y9exvq" w:id="13"/>
+      <w:bookmarkEnd w:id="13"/>
       <w:r>
         <w:rPr>
           <w:sz w:val="26"/>
@@ -4190,8 +4180,8 @@
         <w:jc w:val="left"/>
         <w:rPr/>
       </w:pPr>
-      <w:bookmarkStart w:colFirst="0" w:colLast="0" w:name="_rsdfq7slrlqw" w:id="15"/>
-      <w:bookmarkEnd w:id="15"/>
+      <w:bookmarkStart w:colFirst="0" w:colLast="0" w:name="_rsdfq7slrlqw" w:id="14"/>
+      <w:bookmarkEnd w:id="14"/>
       <w:r>
         <w:rPr>
           <w:rtl w:val="0"/>
@@ -4647,8 +4637,8 @@
         <w:ind w:left="0"/>
         <w:rPr/>
       </w:pPr>
-      <w:bookmarkStart w:colFirst="0" w:colLast="0" w:name="_1mdflr6oryn8" w:id="16"/>
-      <w:bookmarkEnd w:id="16"/>
+      <w:bookmarkStart w:colFirst="0" w:colLast="0" w:name="_1mdflr6oryn8" w:id="15"/>
+      <w:bookmarkEnd w:id="15"/>
       <w:r>
         <w:rPr>
           <w:color w:val="366091"/>
@@ -4675,8 +4665,8 @@
         <w:ind w:left="0"/>
         <w:rPr/>
       </w:pPr>
-      <w:bookmarkStart w:colFirst="0" w:colLast="0" w:name="_26flsy5dnbre" w:id="17"/>
-      <w:bookmarkEnd w:id="17"/>
+      <w:bookmarkStart w:colFirst="0" w:colLast="0" w:name="_26flsy5dnbre" w:id="16"/>
+      <w:bookmarkEnd w:id="16"/>
       <w:r>
         <w:rPr>
           <w:sz w:val="26"/>
@@ -4723,23 +4713,12 @@
     <w:p>
       <w:pPr>
         <w:keepNext w:val="1"/>
-        <w:keepLines w:val="0"/>
-        <w:pageBreakBefore w:val="0"/>
         <w:widowControl w:val="0"/>
-        <w:pBdr>
-          <w:top w:space="0" w:sz="0" w:val="nil"/>
-          <w:left w:space="0" w:sz="0" w:val="nil"/>
-          <w:bottom w:space="0" w:sz="0" w:val="nil"/>
-          <w:right w:space="0" w:sz="0" w:val="nil"/>
-          <w:between w:space="0" w:sz="0" w:val="nil"/>
-        </w:pBdr>
-        <w:shd w:fill="auto" w:val="clear"/>
         <w:tabs>
           <w:tab w:val="left" w:leader="none" w:pos="0"/>
         </w:tabs>
-        <w:spacing w:after="60" w:before="120" w:line="276" w:lineRule="auto"/>
-        <w:ind w:left="0" w:right="0" w:firstLine="0"/>
-        <w:jc w:val="left"/>
+        <w:spacing w:after="240" w:before="240" w:lineRule="auto"/>
+        <w:ind w:left="0"/>
         <w:rPr/>
       </w:pPr>
       <w:r>
@@ -4752,211 +4731,257 @@
     <w:p>
       <w:pPr>
         <w:keepNext w:val="1"/>
-        <w:keepLines w:val="0"/>
-        <w:pageBreakBefore w:val="0"/>
         <w:widowControl w:val="0"/>
         <w:numPr>
           <w:ilvl w:val="0"/>
-          <w:numId w:val="2"/>
+          <w:numId w:val="3"/>
         </w:numPr>
-        <w:pBdr>
-          <w:top w:space="0" w:sz="0" w:val="nil"/>
-          <w:left w:space="0" w:sz="0" w:val="nil"/>
-          <w:bottom w:space="0" w:sz="0" w:val="nil"/>
-          <w:right w:space="0" w:sz="0" w:val="nil"/>
-          <w:between w:space="0" w:sz="0" w:val="nil"/>
-        </w:pBdr>
-        <w:shd w:fill="auto" w:val="clear"/>
         <w:tabs>
           <w:tab w:val="left" w:leader="none" w:pos="0"/>
         </w:tabs>
-        <w:spacing w:after="0" w:afterAutospacing="0" w:before="120" w:line="276" w:lineRule="auto"/>
-        <w:ind w:left="720" w:right="0" w:hanging="360"/>
-        <w:jc w:val="left"/>
+        <w:spacing w:after="0" w:afterAutospacing="0" w:before="240" w:lineRule="auto"/>
+        <w:ind w:left="720" w:hanging="360"/>
         <w:rPr>
           <w:u w:val="none"/>
         </w:rPr>
       </w:pPr>
       <w:r>
         <w:rPr>
-          <w:rtl w:val="0"/>
-        </w:rPr>
-        <w:t xml:space="preserve">Proyecto: es la unidad principal de trabajo. Cada proyecto se organiza en iteraciones, y de cada uno de ellos se generan distintos reportes.</w:t>
+          <w:b w:val="1"/>
+          <w:bCs w:val="1"/>
+          <w:rtl w:val="0"/>
+        </w:rPr>
+        <w:t xml:space="preserve">Proyecto:</w:t>
+      </w:r>
+      <w:r>
+        <w:rPr>
+          <w:rtl w:val="0"/>
+        </w:rPr>
+        <w:t xml:space="preserve"> es la unidad principal de trabajo. Cada proyecto se organiza en etapas e iteraciones, y de cada uno de ellos se generan distintos reportes.</w:t>
       </w:r>
     </w:p>
     <w:p>
       <w:pPr>
         <w:keepNext w:val="1"/>
-        <w:keepLines w:val="0"/>
-        <w:pageBreakBefore w:val="0"/>
         <w:widowControl w:val="0"/>
         <w:numPr>
           <w:ilvl w:val="0"/>
-          <w:numId w:val="2"/>
+          <w:numId w:val="3"/>
         </w:numPr>
-        <w:pBdr>
-          <w:top w:space="0" w:sz="0" w:val="nil"/>
-          <w:left w:space="0" w:sz="0" w:val="nil"/>
-          <w:bottom w:space="0" w:sz="0" w:val="nil"/>
-          <w:right w:space="0" w:sz="0" w:val="nil"/>
-          <w:between w:space="0" w:sz="0" w:val="nil"/>
-        </w:pBdr>
-        <w:shd w:fill="auto" w:val="clear"/>
         <w:tabs>
           <w:tab w:val="left" w:leader="none" w:pos="0"/>
         </w:tabs>
-        <w:spacing w:after="0" w:afterAutospacing="0" w:before="0" w:beforeAutospacing="0" w:line="276" w:lineRule="auto"/>
-        <w:ind w:left="720" w:right="0" w:hanging="360"/>
-        <w:jc w:val="left"/>
+        <w:spacing w:after="0" w:afterAutospacing="0" w:before="0" w:beforeAutospacing="0" w:lineRule="auto"/>
+        <w:ind w:left="720" w:hanging="360"/>
         <w:rPr>
           <w:u w:val="none"/>
         </w:rPr>
       </w:pPr>
       <w:r>
         <w:rPr>
-          <w:rtl w:val="0"/>
-        </w:rPr>
-        <w:t xml:space="preserve">Iteración: corresponde a un período de desarrollo dentro del proyecto. Cada iteración está vinculada a una Planificación, que define las tareas a realizar.</w:t>
+          <w:b w:val="1"/>
+          <w:bCs w:val="1"/>
+          <w:rtl w:val="0"/>
+        </w:rPr>
+        <w:t xml:space="preserve">Etapa:</w:t>
+      </w:r>
+      <w:r>
+        <w:rPr>
+          <w:rtl w:val="0"/>
+        </w:rPr>
+        <w:t xml:space="preserve"> representa una fase del proyecto que agrupa iteraciones relacionadas dentro de un mismo período o estado de avance.</w:t>
       </w:r>
     </w:p>
     <w:p>
       <w:pPr>
         <w:keepNext w:val="1"/>
-        <w:keepLines w:val="0"/>
-        <w:pageBreakBefore w:val="0"/>
         <w:widowControl w:val="0"/>
         <w:numPr>
           <w:ilvl w:val="0"/>
-          <w:numId w:val="2"/>
+          <w:numId w:val="3"/>
         </w:numPr>
-        <w:pBdr>
-          <w:top w:space="0" w:sz="0" w:val="nil"/>
-          <w:left w:space="0" w:sz="0" w:val="nil"/>
-          <w:bottom w:space="0" w:sz="0" w:val="nil"/>
-          <w:right w:space="0" w:sz="0" w:val="nil"/>
-          <w:between w:space="0" w:sz="0" w:val="nil"/>
-        </w:pBdr>
-        <w:shd w:fill="auto" w:val="clear"/>
         <w:tabs>
           <w:tab w:val="left" w:leader="none" w:pos="0"/>
         </w:tabs>
-        <w:spacing w:after="0" w:afterAutospacing="0" w:before="0" w:beforeAutospacing="0" w:line="276" w:lineRule="auto"/>
-        <w:ind w:left="720" w:right="0" w:hanging="360"/>
-        <w:jc w:val="left"/>
+        <w:spacing w:after="0" w:afterAutospacing="0" w:before="0" w:beforeAutospacing="0" w:lineRule="auto"/>
+        <w:ind w:left="720" w:hanging="360"/>
         <w:rPr>
           <w:u w:val="none"/>
         </w:rPr>
       </w:pPr>
       <w:r>
         <w:rPr>
-          <w:rtl w:val="0"/>
-        </w:rPr>
-        <w:t xml:space="preserve">Tarea: son las actividades concretas que deben realizar los integrantes. Cada tarea está planificada, asignada y puede generar Registros de Tiempo al ser ejecutada.</w:t>
+          <w:b w:val="1"/>
+          <w:bCs w:val="1"/>
+          <w:rtl w:val="0"/>
+        </w:rPr>
+        <w:t xml:space="preserve">Iteración:</w:t>
+      </w:r>
+      <w:r>
+        <w:rPr>
+          <w:rtl w:val="0"/>
+        </w:rPr>
+        <w:t xml:space="preserve"> corresponde a un período de desarrollo dentro del proyecto. Cada iteración agrupa tareas que serán ejecutadas durante ese ciclo.</w:t>
       </w:r>
     </w:p>
     <w:p>
       <w:pPr>
         <w:keepNext w:val="1"/>
-        <w:keepLines w:val="0"/>
-        <w:pageBreakBefore w:val="0"/>
         <w:widowControl w:val="0"/>
         <w:numPr>
           <w:ilvl w:val="0"/>
-          <w:numId w:val="2"/>
+          <w:numId w:val="3"/>
         </w:numPr>
-        <w:pBdr>
-          <w:top w:space="0" w:sz="0" w:val="nil"/>
-          <w:left w:space="0" w:sz="0" w:val="nil"/>
-          <w:bottom w:space="0" w:sz="0" w:val="nil"/>
-          <w:right w:space="0" w:sz="0" w:val="nil"/>
-          <w:between w:space="0" w:sz="0" w:val="nil"/>
-        </w:pBdr>
-        <w:shd w:fill="auto" w:val="clear"/>
         <w:tabs>
           <w:tab w:val="left" w:leader="none" w:pos="0"/>
         </w:tabs>
-        <w:spacing w:after="0" w:afterAutospacing="0" w:before="0" w:beforeAutospacing="0" w:line="276" w:lineRule="auto"/>
-        <w:ind w:left="720" w:right="0" w:hanging="360"/>
-        <w:jc w:val="left"/>
+        <w:spacing w:after="0" w:afterAutospacing="0" w:before="0" w:beforeAutospacing="0" w:lineRule="auto"/>
+        <w:ind w:left="720" w:hanging="360"/>
         <w:rPr>
           <w:u w:val="none"/>
         </w:rPr>
       </w:pPr>
       <w:r>
         <w:rPr>
-          <w:rtl w:val="0"/>
-        </w:rPr>
-        <w:t xml:space="preserve">Registro de Tiempo: guarda la información sobre el tiempo real que un integrante dedica a una tarea, lo que permite contrastar la planificación con la ejecución.</w:t>
+          <w:b w:val="1"/>
+          <w:bCs w:val="1"/>
+          <w:rtl w:val="0"/>
+        </w:rPr>
+        <w:t xml:space="preserve">Tarea:</w:t>
+      </w:r>
+      <w:r>
+        <w:rPr>
+          <w:rtl w:val="0"/>
+        </w:rPr>
+        <w:t xml:space="preserve"> son las actividades concretas que deben realizar los integrantes. Cada tarea pertenece a una iteración, puede estar planificada para un integrante específico y puede generar Registros de Tiempo al ser ejecutada.</w:t>
       </w:r>
     </w:p>
     <w:p>
       <w:pPr>
         <w:keepNext w:val="1"/>
-        <w:keepLines w:val="0"/>
-        <w:pageBreakBefore w:val="0"/>
         <w:widowControl w:val="0"/>
         <w:numPr>
           <w:ilvl w:val="0"/>
-          <w:numId w:val="2"/>
+          <w:numId w:val="3"/>
         </w:numPr>
-        <w:pBdr>
-          <w:top w:space="0" w:sz="0" w:val="nil"/>
-          <w:left w:space="0" w:sz="0" w:val="nil"/>
-          <w:bottom w:space="0" w:sz="0" w:val="nil"/>
-          <w:right w:space="0" w:sz="0" w:val="nil"/>
-          <w:between w:space="0" w:sz="0" w:val="nil"/>
-        </w:pBdr>
-        <w:shd w:fill="auto" w:val="clear"/>
         <w:tabs>
           <w:tab w:val="left" w:leader="none" w:pos="0"/>
         </w:tabs>
-        <w:spacing w:after="0" w:afterAutospacing="0" w:before="0" w:beforeAutospacing="0" w:line="276" w:lineRule="auto"/>
-        <w:ind w:left="720" w:right="0" w:hanging="360"/>
-        <w:jc w:val="left"/>
+        <w:spacing w:after="0" w:afterAutospacing="0" w:before="0" w:beforeAutospacing="0" w:lineRule="auto"/>
+        <w:ind w:left="720" w:hanging="360"/>
         <w:rPr>
           <w:u w:val="none"/>
         </w:rPr>
       </w:pPr>
       <w:r>
         <w:rPr>
-          <w:rtl w:val="0"/>
-        </w:rPr>
-        <w:t xml:space="preserve">Integrante: es la persona que participa en el proyecto. Puede realizar múltiples tareas y se encuentra asociado a uno o varios Roles.</w:t>
+          <w:b w:val="1"/>
+          <w:bCs w:val="1"/>
+          <w:rtl w:val="0"/>
+        </w:rPr>
+        <w:t xml:space="preserve">Planificación:</w:t>
+      </w:r>
+      <w:r>
+        <w:rPr>
+          <w:rtl w:val="0"/>
+        </w:rPr>
+        <w:t xml:space="preserve"> actúa como entidad intermedia que vincula una tarea con un integrante en una fecha determinada, permitiendo organizar la asignación de trabajo.</w:t>
       </w:r>
     </w:p>
     <w:p>
       <w:pPr>
         <w:keepNext w:val="1"/>
-        <w:keepLines w:val="0"/>
-        <w:pageBreakBefore w:val="0"/>
         <w:widowControl w:val="0"/>
         <w:numPr>
           <w:ilvl w:val="0"/>
-          <w:numId w:val="2"/>
+          <w:numId w:val="3"/>
         </w:numPr>
-        <w:pBdr>
-          <w:top w:space="0" w:sz="0" w:val="nil"/>
-          <w:left w:space="0" w:sz="0" w:val="nil"/>
-          <w:bottom w:space="0" w:sz="0" w:val="nil"/>
-          <w:right w:space="0" w:sz="0" w:val="nil"/>
-          <w:between w:space="0" w:sz="0" w:val="nil"/>
-        </w:pBdr>
-        <w:shd w:fill="auto" w:val="clear"/>
         <w:tabs>
           <w:tab w:val="left" w:leader="none" w:pos="0"/>
         </w:tabs>
-        <w:spacing w:after="60" w:before="0" w:beforeAutospacing="0" w:line="276" w:lineRule="auto"/>
-        <w:ind w:left="720" w:right="0" w:hanging="360"/>
-        <w:jc w:val="left"/>
+        <w:spacing w:after="0" w:afterAutospacing="0" w:before="0" w:beforeAutospacing="0" w:lineRule="auto"/>
+        <w:ind w:left="720" w:hanging="360"/>
         <w:rPr>
           <w:u w:val="none"/>
         </w:rPr>
       </w:pPr>
       <w:r>
         <w:rPr>
-          <w:rtl w:val="0"/>
-        </w:rPr>
-        <w:t xml:space="preserve">Rol: define la función que cumple un integrante en el proyecto.</w:t>
+          <w:b w:val="1"/>
+          <w:bCs w:val="1"/>
+          <w:rtl w:val="0"/>
+        </w:rPr>
+        <w:t xml:space="preserve">Registro de Tiempo:</w:t>
+      </w:r>
+      <w:r>
+        <w:rPr>
+          <w:rtl w:val="0"/>
+        </w:rPr>
+        <w:t xml:space="preserve"> guarda la información sobre el tiempo real que un integrante dedica a una tarea, lo que permite contrastar la planificación con la ejecución.</w:t>
+      </w:r>
+    </w:p>
+    <w:p>
+      <w:pPr>
+        <w:keepNext w:val="1"/>
+        <w:widowControl w:val="0"/>
+        <w:numPr>
+          <w:ilvl w:val="0"/>
+          <w:numId w:val="3"/>
+        </w:numPr>
+        <w:tabs>
+          <w:tab w:val="left" w:leader="none" w:pos="0"/>
+        </w:tabs>
+        <w:spacing w:after="0" w:afterAutospacing="0" w:before="0" w:beforeAutospacing="0" w:lineRule="auto"/>
+        <w:ind w:left="720" w:hanging="360"/>
+        <w:rPr>
+          <w:u w:val="none"/>
+        </w:rPr>
+      </w:pPr>
+      <w:r>
+        <w:rPr>
+          <w:b w:val="1"/>
+          <w:bCs w:val="1"/>
+          <w:rtl w:val="0"/>
+        </w:rPr>
+        <w:t xml:space="preserve">Integrante:</w:t>
+      </w:r>
+      <w:r>
+        <w:rPr>
+          <w:rtl w:val="0"/>
+        </w:rPr>
+        <w:t xml:space="preserve"> es la persona que participa en el proyecto. Puede estar asociado a un proyecto y participar en múltiples planificaciones de tareas.</w:t>
+      </w:r>
+    </w:p>
+    <w:p>
+      <w:pPr>
+        <w:keepNext w:val="1"/>
+        <w:widowControl w:val="0"/>
+        <w:numPr>
+          <w:ilvl w:val="0"/>
+          <w:numId w:val="3"/>
+        </w:numPr>
+        <w:tabs>
+          <w:tab w:val="left" w:leader="none" w:pos="0"/>
+        </w:tabs>
+        <w:spacing w:after="240" w:before="0" w:beforeAutospacing="0" w:lineRule="auto"/>
+        <w:ind w:left="720" w:hanging="360"/>
+        <w:rPr>
+          <w:u w:val="none"/>
+        </w:rPr>
+      </w:pPr>
+      <w:r>
+        <w:rPr>
+          <w:b w:val="1"/>
+          <w:bCs w:val="1"/>
+          <w:rtl w:val="0"/>
+        </w:rPr>
+        <w:t xml:space="preserve">Rol:</w:t>
+      </w:r>
+      <w:r>
+        <w:rPr>
+          <w:rtl w:val="0"/>
+        </w:rPr>
+        <w:t xml:space="preserve"> define la función que cumple un integrante dentro del sistema. Un rol puede estar asignado a varios integrantes.</w:t>
       </w:r>
     </w:p>
     <w:p>
@@ -4982,12 +5007,360 @@
         <w:rPr/>
       </w:pPr>
       <w:r>
+        <w:rPr>
+          <w:rtl w:val="0"/>
+        </w:rPr>
+      </w:r>
+    </w:p>
+    <w:p>
+      <w:pPr>
+        <w:keepNext w:val="1"/>
+        <w:keepLines w:val="0"/>
+        <w:pageBreakBefore w:val="0"/>
+        <w:widowControl w:val="0"/>
+        <w:pBdr>
+          <w:top w:space="0" w:sz="0" w:val="nil"/>
+          <w:left w:space="0" w:sz="0" w:val="nil"/>
+          <w:bottom w:space="0" w:sz="0" w:val="nil"/>
+          <w:right w:space="0" w:sz="0" w:val="nil"/>
+          <w:between w:space="0" w:sz="0" w:val="nil"/>
+        </w:pBdr>
+        <w:shd w:fill="auto" w:val="clear"/>
+        <w:tabs>
+          <w:tab w:val="left" w:leader="none" w:pos="0"/>
+        </w:tabs>
+        <w:spacing w:after="60" w:before="120" w:line="276" w:lineRule="auto"/>
+        <w:ind w:left="0" w:right="0" w:firstLine="0"/>
+        <w:jc w:val="left"/>
         <w:rPr/>
+      </w:pPr>
+      <w:r>
+        <w:rPr>
+          <w:rtl w:val="0"/>
+        </w:rPr>
+      </w:r>
+    </w:p>
+    <w:p>
+      <w:pPr>
+        <w:keepNext w:val="1"/>
+        <w:keepLines w:val="0"/>
+        <w:pageBreakBefore w:val="0"/>
+        <w:widowControl w:val="0"/>
+        <w:pBdr>
+          <w:top w:space="0" w:sz="0" w:val="nil"/>
+          <w:left w:space="0" w:sz="0" w:val="nil"/>
+          <w:bottom w:space="0" w:sz="0" w:val="nil"/>
+          <w:right w:space="0" w:sz="0" w:val="nil"/>
+          <w:between w:space="0" w:sz="0" w:val="nil"/>
+        </w:pBdr>
+        <w:shd w:fill="auto" w:val="clear"/>
+        <w:tabs>
+          <w:tab w:val="left" w:leader="none" w:pos="0"/>
+        </w:tabs>
+        <w:spacing w:after="60" w:before="120" w:line="276" w:lineRule="auto"/>
+        <w:ind w:left="0" w:right="0" w:firstLine="0"/>
+        <w:jc w:val="left"/>
+        <w:rPr/>
+      </w:pPr>
+      <w:r>
+        <w:rPr>
+          <w:rtl w:val="0"/>
+        </w:rPr>
+      </w:r>
+    </w:p>
+    <w:p>
+      <w:pPr>
+        <w:keepNext w:val="1"/>
+        <w:keepLines w:val="0"/>
+        <w:pageBreakBefore w:val="0"/>
+        <w:widowControl w:val="0"/>
+        <w:pBdr>
+          <w:top w:space="0" w:sz="0" w:val="nil"/>
+          <w:left w:space="0" w:sz="0" w:val="nil"/>
+          <w:bottom w:space="0" w:sz="0" w:val="nil"/>
+          <w:right w:space="0" w:sz="0" w:val="nil"/>
+          <w:between w:space="0" w:sz="0" w:val="nil"/>
+        </w:pBdr>
+        <w:shd w:fill="auto" w:val="clear"/>
+        <w:tabs>
+          <w:tab w:val="left" w:leader="none" w:pos="0"/>
+        </w:tabs>
+        <w:spacing w:after="60" w:before="120" w:line="276" w:lineRule="auto"/>
+        <w:ind w:left="0" w:right="0" w:firstLine="0"/>
+        <w:jc w:val="left"/>
+        <w:rPr/>
+      </w:pPr>
+      <w:r>
+        <w:rPr>
+          <w:rtl w:val="0"/>
+        </w:rPr>
+      </w:r>
+    </w:p>
+    <w:p>
+      <w:pPr>
+        <w:keepNext w:val="1"/>
+        <w:keepLines w:val="0"/>
+        <w:pageBreakBefore w:val="0"/>
+        <w:widowControl w:val="0"/>
+        <w:pBdr>
+          <w:top w:space="0" w:sz="0" w:val="nil"/>
+          <w:left w:space="0" w:sz="0" w:val="nil"/>
+          <w:bottom w:space="0" w:sz="0" w:val="nil"/>
+          <w:right w:space="0" w:sz="0" w:val="nil"/>
+          <w:between w:space="0" w:sz="0" w:val="nil"/>
+        </w:pBdr>
+        <w:shd w:fill="auto" w:val="clear"/>
+        <w:tabs>
+          <w:tab w:val="left" w:leader="none" w:pos="0"/>
+        </w:tabs>
+        <w:spacing w:after="60" w:before="120" w:line="276" w:lineRule="auto"/>
+        <w:ind w:left="0" w:right="0" w:firstLine="0"/>
+        <w:jc w:val="left"/>
+        <w:rPr/>
+      </w:pPr>
+      <w:r>
+        <w:rPr>
+          <w:rtl w:val="0"/>
+        </w:rPr>
+      </w:r>
+    </w:p>
+    <w:p>
+      <w:pPr>
+        <w:keepNext w:val="1"/>
+        <w:keepLines w:val="0"/>
+        <w:pageBreakBefore w:val="0"/>
+        <w:widowControl w:val="0"/>
+        <w:pBdr>
+          <w:top w:space="0" w:sz="0" w:val="nil"/>
+          <w:left w:space="0" w:sz="0" w:val="nil"/>
+          <w:bottom w:space="0" w:sz="0" w:val="nil"/>
+          <w:right w:space="0" w:sz="0" w:val="nil"/>
+          <w:between w:space="0" w:sz="0" w:val="nil"/>
+        </w:pBdr>
+        <w:shd w:fill="auto" w:val="clear"/>
+        <w:tabs>
+          <w:tab w:val="left" w:leader="none" w:pos="0"/>
+        </w:tabs>
+        <w:spacing w:after="60" w:before="120" w:line="276" w:lineRule="auto"/>
+        <w:ind w:left="0" w:right="0" w:firstLine="0"/>
+        <w:jc w:val="left"/>
+        <w:rPr/>
+      </w:pPr>
+      <w:r>
+        <w:rPr>
+          <w:rtl w:val="0"/>
+        </w:rPr>
+      </w:r>
+    </w:p>
+    <w:p>
+      <w:pPr>
+        <w:keepNext w:val="1"/>
+        <w:keepLines w:val="0"/>
+        <w:pageBreakBefore w:val="0"/>
+        <w:widowControl w:val="0"/>
+        <w:pBdr>
+          <w:top w:space="0" w:sz="0" w:val="nil"/>
+          <w:left w:space="0" w:sz="0" w:val="nil"/>
+          <w:bottom w:space="0" w:sz="0" w:val="nil"/>
+          <w:right w:space="0" w:sz="0" w:val="nil"/>
+          <w:between w:space="0" w:sz="0" w:val="nil"/>
+        </w:pBdr>
+        <w:shd w:fill="auto" w:val="clear"/>
+        <w:tabs>
+          <w:tab w:val="left" w:leader="none" w:pos="0"/>
+        </w:tabs>
+        <w:spacing w:after="60" w:before="120" w:line="276" w:lineRule="auto"/>
+        <w:ind w:left="0" w:right="0" w:firstLine="0"/>
+        <w:jc w:val="left"/>
+        <w:rPr/>
+      </w:pPr>
+      <w:r>
+        <w:rPr>
+          <w:rtl w:val="0"/>
+        </w:rPr>
+      </w:r>
+    </w:p>
+    <w:p>
+      <w:pPr>
+        <w:keepNext w:val="1"/>
+        <w:keepLines w:val="0"/>
+        <w:pageBreakBefore w:val="0"/>
+        <w:widowControl w:val="0"/>
+        <w:pBdr>
+          <w:top w:space="0" w:sz="0" w:val="nil"/>
+          <w:left w:space="0" w:sz="0" w:val="nil"/>
+          <w:bottom w:space="0" w:sz="0" w:val="nil"/>
+          <w:right w:space="0" w:sz="0" w:val="nil"/>
+          <w:between w:space="0" w:sz="0" w:val="nil"/>
+        </w:pBdr>
+        <w:shd w:fill="auto" w:val="clear"/>
+        <w:tabs>
+          <w:tab w:val="left" w:leader="none" w:pos="0"/>
+        </w:tabs>
+        <w:spacing w:after="60" w:before="120" w:line="276" w:lineRule="auto"/>
+        <w:ind w:left="0" w:right="0" w:firstLine="0"/>
+        <w:jc w:val="left"/>
+        <w:rPr/>
+      </w:pPr>
+      <w:r>
+        <w:rPr>
+          <w:rtl w:val="0"/>
+        </w:rPr>
+      </w:r>
+    </w:p>
+    <w:p>
+      <w:pPr>
+        <w:keepNext w:val="1"/>
+        <w:keepLines w:val="0"/>
+        <w:pageBreakBefore w:val="0"/>
+        <w:widowControl w:val="0"/>
+        <w:pBdr>
+          <w:top w:space="0" w:sz="0" w:val="nil"/>
+          <w:left w:space="0" w:sz="0" w:val="nil"/>
+          <w:bottom w:space="0" w:sz="0" w:val="nil"/>
+          <w:right w:space="0" w:sz="0" w:val="nil"/>
+          <w:between w:space="0" w:sz="0" w:val="nil"/>
+        </w:pBdr>
+        <w:shd w:fill="auto" w:val="clear"/>
+        <w:tabs>
+          <w:tab w:val="left" w:leader="none" w:pos="0"/>
+        </w:tabs>
+        <w:spacing w:after="60" w:before="120" w:line="276" w:lineRule="auto"/>
+        <w:ind w:left="0" w:right="0" w:firstLine="0"/>
+        <w:jc w:val="left"/>
+        <w:rPr/>
+      </w:pPr>
+      <w:r>
+        <w:rPr>
+          <w:rtl w:val="0"/>
+        </w:rPr>
+      </w:r>
+    </w:p>
+    <w:p>
+      <w:pPr>
+        <w:keepNext w:val="1"/>
+        <w:keepLines w:val="0"/>
+        <w:pageBreakBefore w:val="0"/>
+        <w:widowControl w:val="0"/>
+        <w:pBdr>
+          <w:top w:space="0" w:sz="0" w:val="nil"/>
+          <w:left w:space="0" w:sz="0" w:val="nil"/>
+          <w:bottom w:space="0" w:sz="0" w:val="nil"/>
+          <w:right w:space="0" w:sz="0" w:val="nil"/>
+          <w:between w:space="0" w:sz="0" w:val="nil"/>
+        </w:pBdr>
+        <w:shd w:fill="auto" w:val="clear"/>
+        <w:tabs>
+          <w:tab w:val="left" w:leader="none" w:pos="0"/>
+        </w:tabs>
+        <w:spacing w:after="60" w:before="120" w:line="276" w:lineRule="auto"/>
+        <w:ind w:left="0" w:right="0" w:firstLine="0"/>
+        <w:jc w:val="left"/>
+        <w:rPr/>
+      </w:pPr>
+      <w:r>
+        <w:rPr>
+          <w:rtl w:val="0"/>
+        </w:rPr>
+      </w:r>
+    </w:p>
+    <w:p>
+      <w:pPr>
+        <w:keepNext w:val="1"/>
+        <w:keepLines w:val="0"/>
+        <w:pageBreakBefore w:val="0"/>
+        <w:widowControl w:val="0"/>
+        <w:pBdr>
+          <w:top w:space="0" w:sz="0" w:val="nil"/>
+          <w:left w:space="0" w:sz="0" w:val="nil"/>
+          <w:bottom w:space="0" w:sz="0" w:val="nil"/>
+          <w:right w:space="0" w:sz="0" w:val="nil"/>
+          <w:between w:space="0" w:sz="0" w:val="nil"/>
+        </w:pBdr>
+        <w:shd w:fill="auto" w:val="clear"/>
+        <w:tabs>
+          <w:tab w:val="left" w:leader="none" w:pos="0"/>
+        </w:tabs>
+        <w:spacing w:after="60" w:before="120" w:line="276" w:lineRule="auto"/>
+        <w:ind w:left="0" w:right="0" w:firstLine="0"/>
+        <w:jc w:val="left"/>
+        <w:rPr/>
+      </w:pPr>
+      <w:r>
+        <w:rPr>
+          <w:rtl w:val="0"/>
+        </w:rPr>
+      </w:r>
+    </w:p>
+    <w:p>
+      <w:pPr>
+        <w:keepNext w:val="1"/>
+        <w:keepLines w:val="0"/>
+        <w:pageBreakBefore w:val="0"/>
+        <w:widowControl w:val="0"/>
+        <w:pBdr>
+          <w:top w:space="0" w:sz="0" w:val="nil"/>
+          <w:left w:space="0" w:sz="0" w:val="nil"/>
+          <w:bottom w:space="0" w:sz="0" w:val="nil"/>
+          <w:right w:space="0" w:sz="0" w:val="nil"/>
+          <w:between w:space="0" w:sz="0" w:val="nil"/>
+        </w:pBdr>
+        <w:shd w:fill="auto" w:val="clear"/>
+        <w:tabs>
+          <w:tab w:val="left" w:leader="none" w:pos="0"/>
+        </w:tabs>
+        <w:spacing w:after="60" w:before="120" w:line="276" w:lineRule="auto"/>
+        <w:ind w:left="0" w:right="0" w:firstLine="0"/>
+        <w:jc w:val="left"/>
+        <w:rPr/>
+      </w:pPr>
+      <w:r>
+        <w:rPr>
+          <w:rtl w:val="0"/>
+        </w:rPr>
+      </w:r>
+    </w:p>
+    <w:p>
+      <w:pPr>
+        <w:keepNext w:val="1"/>
+        <w:keepLines w:val="0"/>
+        <w:pageBreakBefore w:val="0"/>
+        <w:widowControl w:val="0"/>
+        <w:pBdr>
+          <w:top w:space="0" w:sz="0" w:val="nil"/>
+          <w:left w:space="0" w:sz="0" w:val="nil"/>
+          <w:bottom w:space="0" w:sz="0" w:val="nil"/>
+          <w:right w:space="0" w:sz="0" w:val="nil"/>
+          <w:between w:space="0" w:sz="0" w:val="nil"/>
+        </w:pBdr>
+        <w:shd w:fill="auto" w:val="clear"/>
+        <w:tabs>
+          <w:tab w:val="left" w:leader="none" w:pos="0"/>
+        </w:tabs>
+        <w:spacing w:after="60" w:before="120" w:line="276" w:lineRule="auto"/>
+        <w:ind w:left="0" w:right="0" w:firstLine="0"/>
+        <w:jc w:val="left"/>
+        <w:rPr/>
+      </w:pPr>
+      <w:r>
+        <w:rPr>
+          <w:rtl w:val="0"/>
+        </w:rPr>
+      </w:r>
+      <w:r>
         <w:drawing>
-          <wp:inline distB="114300" distT="114300" distL="114300" distR="114300">
-            <wp:extent cx="5399730" cy="4432300"/>
+          <wp:anchor allowOverlap="1" behindDoc="0" distB="114300" distT="114300" distL="114300" distR="114300" hidden="0" layoutInCell="1" locked="0" relativeHeight="0" simplePos="0">
+            <wp:simplePos x="0" y="0"/>
+            <wp:positionH relativeFrom="column">
+              <wp:posOffset>-238124</wp:posOffset>
+            </wp:positionH>
+            <wp:positionV relativeFrom="paragraph">
+              <wp:posOffset>310412</wp:posOffset>
+            </wp:positionV>
+            <wp:extent cx="6422967" cy="4248262"/>
             <wp:effectExtent b="0" l="0" r="0" t="0"/>
-            <wp:docPr id="13" name="image6.png"/>
+            <wp:wrapSquare wrapText="bothSides" distB="114300" distT="114300" distL="114300" distR="114300"/>
+            <wp:docPr id="18" name="image6.png"/>
             <a:graphic>
               <a:graphicData uri="http://schemas.openxmlformats.org/drawingml/2006/picture">
                 <pic:pic>
@@ -4997,6 +5370,546 @@
                   </pic:nvPicPr>
                   <pic:blipFill>
                     <a:blip r:embed="rId9"/>
+                    <a:srcRect b="2540" l="1163" r="1834" t="1764"/>
+                    <a:stretch>
+                      <a:fillRect/>
+                    </a:stretch>
+                  </pic:blipFill>
+                  <pic:spPr>
+                    <a:xfrm>
+                      <a:off x="0" y="0"/>
+                      <a:ext cx="6422967" cy="4248262"/>
+                    </a:xfrm>
+                    <a:prstGeom prst="rect"/>
+                    <a:ln/>
+                  </pic:spPr>
+                </pic:pic>
+              </a:graphicData>
+            </a:graphic>
+          </wp:anchor>
+        </w:drawing>
+      </w:r>
+    </w:p>
+    <w:p>
+      <w:pPr>
+        <w:keepNext w:val="1"/>
+        <w:keepLines w:val="0"/>
+        <w:pageBreakBefore w:val="0"/>
+        <w:widowControl w:val="0"/>
+        <w:pBdr>
+          <w:top w:space="0" w:sz="0" w:val="nil"/>
+          <w:left w:space="0" w:sz="0" w:val="nil"/>
+          <w:bottom w:space="0" w:sz="0" w:val="nil"/>
+          <w:right w:space="0" w:sz="0" w:val="nil"/>
+          <w:between w:space="0" w:sz="0" w:val="nil"/>
+        </w:pBdr>
+        <w:shd w:fill="auto" w:val="clear"/>
+        <w:tabs>
+          <w:tab w:val="left" w:leader="none" w:pos="0"/>
+        </w:tabs>
+        <w:spacing w:after="60" w:before="120" w:line="276" w:lineRule="auto"/>
+        <w:ind w:left="0" w:right="0" w:firstLine="0"/>
+        <w:jc w:val="center"/>
+        <w:rPr>
+          <w:b w:val="1"/>
+          <w:bCs w:val="1"/>
+        </w:rPr>
+      </w:pPr>
+      <w:r>
+        <w:rPr>
+          <w:b w:val="1"/>
+          <w:bCs w:val="1"/>
+          <w:rtl w:val="0"/>
+        </w:rPr>
+        <w:t xml:space="preserve">Imagen 1 - Diagrama de modelo de dominio</w:t>
+      </w:r>
+    </w:p>
+    <w:p>
+      <w:pPr>
+        <w:keepNext w:val="1"/>
+        <w:keepLines w:val="0"/>
+        <w:pageBreakBefore w:val="0"/>
+        <w:widowControl w:val="0"/>
+        <w:pBdr>
+          <w:top w:space="0" w:sz="0" w:val="nil"/>
+          <w:left w:space="0" w:sz="0" w:val="nil"/>
+          <w:bottom w:space="0" w:sz="0" w:val="nil"/>
+          <w:right w:space="0" w:sz="0" w:val="nil"/>
+          <w:between w:space="0" w:sz="0" w:val="nil"/>
+        </w:pBdr>
+        <w:shd w:fill="auto" w:val="clear"/>
+        <w:tabs>
+          <w:tab w:val="left" w:leader="none" w:pos="0"/>
+        </w:tabs>
+        <w:spacing w:after="60" w:before="120" w:line="276" w:lineRule="auto"/>
+        <w:ind w:left="0" w:right="0" w:firstLine="0"/>
+        <w:jc w:val="left"/>
+        <w:rPr/>
+      </w:pPr>
+      <w:r>
+        <w:rPr>
+          <w:rtl w:val="0"/>
+        </w:rPr>
+      </w:r>
+    </w:p>
+    <w:p>
+      <w:pPr>
+        <w:keepNext w:val="1"/>
+        <w:keepLines w:val="0"/>
+        <w:pageBreakBefore w:val="0"/>
+        <w:widowControl w:val="0"/>
+        <w:pBdr>
+          <w:top w:space="0" w:sz="0" w:val="nil"/>
+          <w:left w:space="0" w:sz="0" w:val="nil"/>
+          <w:bottom w:space="0" w:sz="0" w:val="nil"/>
+          <w:right w:space="0" w:sz="0" w:val="nil"/>
+          <w:between w:space="0" w:sz="0" w:val="nil"/>
+        </w:pBdr>
+        <w:shd w:fill="auto" w:val="clear"/>
+        <w:tabs>
+          <w:tab w:val="left" w:leader="none" w:pos="0"/>
+        </w:tabs>
+        <w:spacing w:after="60" w:before="120" w:line="276" w:lineRule="auto"/>
+        <w:ind w:left="0" w:right="0" w:firstLine="0"/>
+        <w:jc w:val="left"/>
+        <w:rPr/>
+      </w:pPr>
+      <w:r>
+        <w:rPr>
+          <w:rtl w:val="0"/>
+        </w:rPr>
+      </w:r>
+    </w:p>
+    <w:p>
+      <w:pPr>
+        <w:keepNext w:val="1"/>
+        <w:keepLines w:val="0"/>
+        <w:pageBreakBefore w:val="0"/>
+        <w:widowControl w:val="0"/>
+        <w:pBdr>
+          <w:top w:space="0" w:sz="0" w:val="nil"/>
+          <w:left w:space="0" w:sz="0" w:val="nil"/>
+          <w:bottom w:space="0" w:sz="0" w:val="nil"/>
+          <w:right w:space="0" w:sz="0" w:val="nil"/>
+          <w:between w:space="0" w:sz="0" w:val="nil"/>
+        </w:pBdr>
+        <w:shd w:fill="auto" w:val="clear"/>
+        <w:tabs>
+          <w:tab w:val="left" w:leader="none" w:pos="0"/>
+        </w:tabs>
+        <w:spacing w:after="60" w:before="120" w:line="276" w:lineRule="auto"/>
+        <w:ind w:left="0" w:right="0" w:firstLine="0"/>
+        <w:jc w:val="left"/>
+        <w:rPr/>
+      </w:pPr>
+      <w:r>
+        <w:rPr>
+          <w:rtl w:val="0"/>
+        </w:rPr>
+      </w:r>
+    </w:p>
+    <w:p>
+      <w:pPr>
+        <w:keepNext w:val="1"/>
+        <w:keepLines w:val="0"/>
+        <w:pageBreakBefore w:val="0"/>
+        <w:widowControl w:val="0"/>
+        <w:pBdr>
+          <w:top w:space="0" w:sz="0" w:val="nil"/>
+          <w:left w:space="0" w:sz="0" w:val="nil"/>
+          <w:bottom w:space="0" w:sz="0" w:val="nil"/>
+          <w:right w:space="0" w:sz="0" w:val="nil"/>
+          <w:between w:space="0" w:sz="0" w:val="nil"/>
+        </w:pBdr>
+        <w:shd w:fill="auto" w:val="clear"/>
+        <w:tabs>
+          <w:tab w:val="left" w:leader="none" w:pos="0"/>
+        </w:tabs>
+        <w:spacing w:after="60" w:before="120" w:line="276" w:lineRule="auto"/>
+        <w:ind w:left="0" w:right="0" w:firstLine="0"/>
+        <w:jc w:val="left"/>
+        <w:rPr/>
+      </w:pPr>
+      <w:r>
+        <w:rPr>
+          <w:rtl w:val="0"/>
+        </w:rPr>
+      </w:r>
+    </w:p>
+    <w:p>
+      <w:pPr>
+        <w:keepNext w:val="1"/>
+        <w:keepLines w:val="0"/>
+        <w:pageBreakBefore w:val="0"/>
+        <w:widowControl w:val="0"/>
+        <w:pBdr>
+          <w:top w:space="0" w:sz="0" w:val="nil"/>
+          <w:left w:space="0" w:sz="0" w:val="nil"/>
+          <w:bottom w:space="0" w:sz="0" w:val="nil"/>
+          <w:right w:space="0" w:sz="0" w:val="nil"/>
+          <w:between w:space="0" w:sz="0" w:val="nil"/>
+        </w:pBdr>
+        <w:shd w:fill="auto" w:val="clear"/>
+        <w:tabs>
+          <w:tab w:val="left" w:leader="none" w:pos="0"/>
+        </w:tabs>
+        <w:spacing w:after="60" w:before="120" w:line="276" w:lineRule="auto"/>
+        <w:ind w:left="0" w:right="0" w:firstLine="0"/>
+        <w:jc w:val="left"/>
+        <w:rPr/>
+      </w:pPr>
+      <w:r>
+        <w:rPr>
+          <w:rtl w:val="0"/>
+        </w:rPr>
+      </w:r>
+    </w:p>
+    <w:p>
+      <w:pPr>
+        <w:keepNext w:val="1"/>
+        <w:keepLines w:val="0"/>
+        <w:pageBreakBefore w:val="0"/>
+        <w:widowControl w:val="0"/>
+        <w:pBdr>
+          <w:top w:space="0" w:sz="0" w:val="nil"/>
+          <w:left w:space="0" w:sz="0" w:val="nil"/>
+          <w:bottom w:space="0" w:sz="0" w:val="nil"/>
+          <w:right w:space="0" w:sz="0" w:val="nil"/>
+          <w:between w:space="0" w:sz="0" w:val="nil"/>
+        </w:pBdr>
+        <w:shd w:fill="auto" w:val="clear"/>
+        <w:tabs>
+          <w:tab w:val="left" w:leader="none" w:pos="0"/>
+        </w:tabs>
+        <w:spacing w:after="60" w:before="120" w:line="276" w:lineRule="auto"/>
+        <w:ind w:left="0" w:right="0" w:firstLine="0"/>
+        <w:jc w:val="left"/>
+        <w:rPr/>
+      </w:pPr>
+      <w:r>
+        <w:rPr>
+          <w:rtl w:val="0"/>
+        </w:rPr>
+      </w:r>
+    </w:p>
+    <w:p>
+      <w:pPr>
+        <w:keepNext w:val="1"/>
+        <w:keepLines w:val="0"/>
+        <w:pageBreakBefore w:val="0"/>
+        <w:widowControl w:val="0"/>
+        <w:pBdr>
+          <w:top w:space="0" w:sz="0" w:val="nil"/>
+          <w:left w:space="0" w:sz="0" w:val="nil"/>
+          <w:bottom w:space="0" w:sz="0" w:val="nil"/>
+          <w:right w:space="0" w:sz="0" w:val="nil"/>
+          <w:between w:space="0" w:sz="0" w:val="nil"/>
+        </w:pBdr>
+        <w:shd w:fill="auto" w:val="clear"/>
+        <w:tabs>
+          <w:tab w:val="left" w:leader="none" w:pos="0"/>
+        </w:tabs>
+        <w:spacing w:after="60" w:before="120" w:line="276" w:lineRule="auto"/>
+        <w:ind w:left="0" w:right="0" w:firstLine="0"/>
+        <w:jc w:val="left"/>
+        <w:rPr/>
+      </w:pPr>
+      <w:r>
+        <w:rPr>
+          <w:rtl w:val="0"/>
+        </w:rPr>
+      </w:r>
+    </w:p>
+    <w:p>
+      <w:pPr>
+        <w:keepNext w:val="1"/>
+        <w:keepLines w:val="0"/>
+        <w:pageBreakBefore w:val="0"/>
+        <w:widowControl w:val="0"/>
+        <w:pBdr>
+          <w:top w:space="0" w:sz="0" w:val="nil"/>
+          <w:left w:space="0" w:sz="0" w:val="nil"/>
+          <w:bottom w:space="0" w:sz="0" w:val="nil"/>
+          <w:right w:space="0" w:sz="0" w:val="nil"/>
+          <w:between w:space="0" w:sz="0" w:val="nil"/>
+        </w:pBdr>
+        <w:shd w:fill="auto" w:val="clear"/>
+        <w:tabs>
+          <w:tab w:val="left" w:leader="none" w:pos="0"/>
+        </w:tabs>
+        <w:spacing w:after="60" w:before="120" w:line="276" w:lineRule="auto"/>
+        <w:ind w:left="0" w:right="0" w:firstLine="0"/>
+        <w:jc w:val="left"/>
+        <w:rPr/>
+      </w:pPr>
+      <w:r>
+        <w:rPr>
+          <w:rtl w:val="0"/>
+        </w:rPr>
+      </w:r>
+    </w:p>
+    <w:p>
+      <w:pPr>
+        <w:keepNext w:val="1"/>
+        <w:keepLines w:val="0"/>
+        <w:pageBreakBefore w:val="0"/>
+        <w:widowControl w:val="0"/>
+        <w:pBdr>
+          <w:top w:space="0" w:sz="0" w:val="nil"/>
+          <w:left w:space="0" w:sz="0" w:val="nil"/>
+          <w:bottom w:space="0" w:sz="0" w:val="nil"/>
+          <w:right w:space="0" w:sz="0" w:val="nil"/>
+          <w:between w:space="0" w:sz="0" w:val="nil"/>
+        </w:pBdr>
+        <w:shd w:fill="auto" w:val="clear"/>
+        <w:tabs>
+          <w:tab w:val="left" w:leader="none" w:pos="0"/>
+        </w:tabs>
+        <w:spacing w:after="60" w:before="120" w:line="276" w:lineRule="auto"/>
+        <w:ind w:left="0" w:right="0" w:firstLine="0"/>
+        <w:jc w:val="left"/>
+        <w:rPr/>
+      </w:pPr>
+      <w:r>
+        <w:rPr>
+          <w:rtl w:val="0"/>
+        </w:rPr>
+      </w:r>
+    </w:p>
+    <w:p>
+      <w:pPr>
+        <w:keepNext w:val="1"/>
+        <w:keepLines w:val="0"/>
+        <w:pageBreakBefore w:val="0"/>
+        <w:widowControl w:val="0"/>
+        <w:pBdr>
+          <w:top w:space="0" w:sz="0" w:val="nil"/>
+          <w:left w:space="0" w:sz="0" w:val="nil"/>
+          <w:bottom w:space="0" w:sz="0" w:val="nil"/>
+          <w:right w:space="0" w:sz="0" w:val="nil"/>
+          <w:between w:space="0" w:sz="0" w:val="nil"/>
+        </w:pBdr>
+        <w:shd w:fill="auto" w:val="clear"/>
+        <w:tabs>
+          <w:tab w:val="left" w:leader="none" w:pos="0"/>
+        </w:tabs>
+        <w:spacing w:after="60" w:before="120" w:line="276" w:lineRule="auto"/>
+        <w:ind w:left="0" w:right="0" w:firstLine="0"/>
+        <w:jc w:val="left"/>
+        <w:rPr/>
+      </w:pPr>
+      <w:r>
+        <w:rPr>
+          <w:rtl w:val="0"/>
+        </w:rPr>
+      </w:r>
+    </w:p>
+    <w:p>
+      <w:pPr>
+        <w:keepNext w:val="1"/>
+        <w:keepLines w:val="0"/>
+        <w:pageBreakBefore w:val="0"/>
+        <w:widowControl w:val="0"/>
+        <w:pBdr>
+          <w:top w:space="0" w:sz="0" w:val="nil"/>
+          <w:left w:space="0" w:sz="0" w:val="nil"/>
+          <w:bottom w:space="0" w:sz="0" w:val="nil"/>
+          <w:right w:space="0" w:sz="0" w:val="nil"/>
+          <w:between w:space="0" w:sz="0" w:val="nil"/>
+        </w:pBdr>
+        <w:shd w:fill="auto" w:val="clear"/>
+        <w:tabs>
+          <w:tab w:val="left" w:leader="none" w:pos="0"/>
+        </w:tabs>
+        <w:spacing w:after="60" w:before="120" w:line="276" w:lineRule="auto"/>
+        <w:ind w:left="0" w:right="0" w:firstLine="0"/>
+        <w:jc w:val="left"/>
+        <w:rPr/>
+      </w:pPr>
+      <w:r>
+        <w:rPr>
+          <w:rtl w:val="0"/>
+        </w:rPr>
+      </w:r>
+    </w:p>
+    <w:p>
+      <w:pPr>
+        <w:keepNext w:val="1"/>
+        <w:keepLines w:val="0"/>
+        <w:pageBreakBefore w:val="0"/>
+        <w:widowControl w:val="0"/>
+        <w:pBdr>
+          <w:top w:space="0" w:sz="0" w:val="nil"/>
+          <w:left w:space="0" w:sz="0" w:val="nil"/>
+          <w:bottom w:space="0" w:sz="0" w:val="nil"/>
+          <w:right w:space="0" w:sz="0" w:val="nil"/>
+          <w:between w:space="0" w:sz="0" w:val="nil"/>
+        </w:pBdr>
+        <w:shd w:fill="auto" w:val="clear"/>
+        <w:tabs>
+          <w:tab w:val="left" w:leader="none" w:pos="0"/>
+        </w:tabs>
+        <w:spacing w:after="60" w:before="120" w:line="276" w:lineRule="auto"/>
+        <w:ind w:left="0" w:right="0" w:firstLine="0"/>
+        <w:jc w:val="left"/>
+        <w:rPr/>
+      </w:pPr>
+      <w:r>
+        <w:rPr>
+          <w:rtl w:val="0"/>
+        </w:rPr>
+      </w:r>
+    </w:p>
+    <w:p>
+      <w:pPr>
+        <w:keepNext w:val="1"/>
+        <w:keepLines w:val="0"/>
+        <w:pageBreakBefore w:val="0"/>
+        <w:widowControl w:val="0"/>
+        <w:pBdr>
+          <w:top w:space="0" w:sz="0" w:val="nil"/>
+          <w:left w:space="0" w:sz="0" w:val="nil"/>
+          <w:bottom w:space="0" w:sz="0" w:val="nil"/>
+          <w:right w:space="0" w:sz="0" w:val="nil"/>
+          <w:between w:space="0" w:sz="0" w:val="nil"/>
+        </w:pBdr>
+        <w:shd w:fill="auto" w:val="clear"/>
+        <w:tabs>
+          <w:tab w:val="left" w:leader="none" w:pos="0"/>
+        </w:tabs>
+        <w:spacing w:after="60" w:before="120" w:line="276" w:lineRule="auto"/>
+        <w:ind w:left="0" w:right="0" w:firstLine="0"/>
+        <w:jc w:val="left"/>
+        <w:rPr/>
+      </w:pPr>
+      <w:r>
+        <w:rPr>
+          <w:rtl w:val="0"/>
+        </w:rPr>
+      </w:r>
+    </w:p>
+    <w:p>
+      <w:pPr>
+        <w:keepNext w:val="1"/>
+        <w:keepLines w:val="0"/>
+        <w:pageBreakBefore w:val="0"/>
+        <w:widowControl w:val="0"/>
+        <w:pBdr>
+          <w:top w:space="0" w:sz="0" w:val="nil"/>
+          <w:left w:space="0" w:sz="0" w:val="nil"/>
+          <w:bottom w:space="0" w:sz="0" w:val="nil"/>
+          <w:right w:space="0" w:sz="0" w:val="nil"/>
+          <w:between w:space="0" w:sz="0" w:val="nil"/>
+        </w:pBdr>
+        <w:shd w:fill="auto" w:val="clear"/>
+        <w:tabs>
+          <w:tab w:val="left" w:leader="none" w:pos="0"/>
+        </w:tabs>
+        <w:spacing w:after="60" w:before="120" w:line="276" w:lineRule="auto"/>
+        <w:ind w:left="0" w:right="0" w:firstLine="0"/>
+        <w:jc w:val="left"/>
+        <w:rPr/>
+      </w:pPr>
+      <w:r>
+        <w:rPr>
+          <w:rtl w:val="0"/>
+        </w:rPr>
+      </w:r>
+    </w:p>
+    <w:p>
+      <w:pPr>
+        <w:pStyle w:val="Heading3"/>
+        <w:widowControl w:val="0"/>
+        <w:tabs>
+          <w:tab w:val="left" w:leader="none" w:pos="0"/>
+        </w:tabs>
+        <w:spacing w:after="60" w:before="120" w:lineRule="auto"/>
+        <w:ind w:left="0"/>
+        <w:rPr/>
+      </w:pPr>
+      <w:bookmarkStart w:colFirst="0" w:colLast="0" w:name="_1945ii41dnko" w:id="17"/>
+      <w:bookmarkEnd w:id="17"/>
+      <w:r>
+        <w:rPr>
+          <w:color w:val="366091"/>
+          <w:sz w:val="28"/>
+          <w:szCs w:val="28"/>
+          <w:rtl w:val="0"/>
+        </w:rPr>
+        <w:t xml:space="preserve">Anexo A – Modelo de Dominio Versión Anterior</w:t>
+      </w:r>
+      <w:r>
+        <w:rPr>
+          <w:rtl w:val="0"/>
+        </w:rPr>
+      </w:r>
+    </w:p>
+    <w:p>
+      <w:pPr>
+        <w:keepNext w:val="1"/>
+        <w:keepLines w:val="0"/>
+        <w:pageBreakBefore w:val="0"/>
+        <w:widowControl w:val="0"/>
+        <w:pBdr>
+          <w:top w:space="0" w:sz="0" w:val="nil"/>
+          <w:left w:space="0" w:sz="0" w:val="nil"/>
+          <w:bottom w:space="0" w:sz="0" w:val="nil"/>
+          <w:right w:space="0" w:sz="0" w:val="nil"/>
+          <w:between w:space="0" w:sz="0" w:val="nil"/>
+        </w:pBdr>
+        <w:shd w:fill="auto" w:val="clear"/>
+        <w:tabs>
+          <w:tab w:val="left" w:leader="none" w:pos="0"/>
+        </w:tabs>
+        <w:spacing w:after="60" w:before="120" w:line="276" w:lineRule="auto"/>
+        <w:ind w:left="0" w:right="0" w:firstLine="0"/>
+        <w:jc w:val="left"/>
+        <w:rPr/>
+      </w:pPr>
+      <w:r>
+        <w:rPr>
+          <w:rtl w:val="0"/>
+        </w:rPr>
+      </w:r>
+    </w:p>
+    <w:p>
+      <w:pPr>
+        <w:keepNext w:val="1"/>
+        <w:keepLines w:val="0"/>
+        <w:pageBreakBefore w:val="0"/>
+        <w:widowControl w:val="0"/>
+        <w:pBdr>
+          <w:top w:space="0" w:sz="0" w:val="nil"/>
+          <w:left w:space="0" w:sz="0" w:val="nil"/>
+          <w:bottom w:space="0" w:sz="0" w:val="nil"/>
+          <w:right w:space="0" w:sz="0" w:val="nil"/>
+          <w:between w:space="0" w:sz="0" w:val="nil"/>
+        </w:pBdr>
+        <w:shd w:fill="auto" w:val="clear"/>
+        <w:tabs>
+          <w:tab w:val="left" w:leader="none" w:pos="0"/>
+        </w:tabs>
+        <w:spacing w:after="60" w:before="120" w:line="276" w:lineRule="auto"/>
+        <w:ind w:left="0" w:right="0" w:firstLine="0"/>
+        <w:jc w:val="left"/>
+        <w:rPr/>
+      </w:pPr>
+      <w:r>
+        <w:rPr/>
+        <w:drawing>
+          <wp:inline distB="114300" distT="114300" distL="114300" distR="114300">
+            <wp:extent cx="5399730" cy="4432300"/>
+            <wp:effectExtent b="0" l="0" r="0" t="0"/>
+            <wp:docPr id="13" name="image7.png"/>
+            <a:graphic>
+              <a:graphicData uri="http://schemas.openxmlformats.org/drawingml/2006/picture">
+                <pic:pic>
+                  <pic:nvPicPr>
+                    <pic:cNvPr id="0" name="image7.png"/>
+                    <pic:cNvPicPr preferRelativeResize="0"/>
+                  </pic:nvPicPr>
+                  <pic:blipFill>
+                    <a:blip r:embed="rId10"/>
                     <a:srcRect b="0" l="0" r="0" t="0"/>
                     <a:stretch>
                       <a:fillRect/>
@@ -5022,9 +5935,35 @@
         </w:rPr>
       </w:r>
     </w:p>
+    <w:p>
+      <w:pPr>
+        <w:keepNext w:val="1"/>
+        <w:widowControl w:val="0"/>
+        <w:tabs>
+          <w:tab w:val="left" w:leader="none" w:pos="0"/>
+        </w:tabs>
+        <w:spacing w:after="60" w:before="120" w:lineRule="auto"/>
+        <w:ind w:left="0"/>
+        <w:jc w:val="center"/>
+        <w:rPr/>
+      </w:pPr>
+      <w:r>
+        <w:rPr>
+          <w:b w:val="1"/>
+          <w:bCs w:val="1"/>
+          <w:rtl w:val="0"/>
+        </w:rPr>
+        <w:t xml:space="preserve">Imagen 2 - Diagrama de modelo de dominio versión anterior</w:t>
+      </w:r>
+      <w:r>
+        <w:rPr>
+          <w:rtl w:val="0"/>
+        </w:rPr>
+      </w:r>
+    </w:p>
     <w:sectPr>
-      <w:headerReference r:id="rId10" w:type="default"/>
-      <w:footerReference r:id="rId11" w:type="default"/>
+      <w:headerReference r:id="rId11" w:type="default"/>
+      <w:footerReference r:id="rId12" w:type="default"/>
       <w:pgSz w:h="16838" w:w="11906" w:orient="portrait"/>
       <w:pgMar w:bottom="1417" w:top="1535" w:left="1701" w:right="1701" w:header="567" w:footer="0"/>
       <w:pgNumType w:start="1"/>
@@ -5252,12 +6191,12 @@
               <wp:extent cx="7549515" cy="815340"/>
               <wp:effectExtent b="0" l="0" r="0" t="0"/>
               <wp:wrapNone/>
-              <wp:docPr id="1" name="image7.png"/>
+              <wp:docPr id="1" name="image8.png"/>
               <a:graphic>
                 <a:graphicData uri="http://schemas.openxmlformats.org/drawingml/2006/picture">
                   <pic:pic>
                     <pic:nvPicPr>
-                      <pic:cNvPr id="0" name="image7.png"/>
+                      <pic:cNvPr id="0" name="image8.png"/>
                       <pic:cNvPicPr preferRelativeResize="0"/>
                     </pic:nvPicPr>
                     <pic:blipFill>
@@ -5359,12 +6298,12 @@
               <wp:extent cx="103505" cy="824865"/>
               <wp:effectExtent b="0" l="0" r="0" t="0"/>
               <wp:wrapNone/>
-              <wp:docPr id="3" name="image9.png"/>
+              <wp:docPr id="3" name="image10.png"/>
               <a:graphic>
                 <a:graphicData uri="http://schemas.openxmlformats.org/drawingml/2006/picture">
                   <pic:pic>
                     <pic:nvPicPr>
-                      <pic:cNvPr id="0" name="image9.png"/>
+                      <pic:cNvPr id="0" name="image10.png"/>
                       <pic:cNvPicPr preferRelativeResize="0"/>
                     </pic:nvPicPr>
                     <pic:blipFill>
@@ -5466,12 +6405,12 @@
               <wp:extent cx="103505" cy="811530"/>
               <wp:effectExtent b="0" l="0" r="0" t="0"/>
               <wp:wrapNone/>
-              <wp:docPr id="2" name="image8.png"/>
+              <wp:docPr id="2" name="image9.png"/>
               <a:graphic>
                 <a:graphicData uri="http://schemas.openxmlformats.org/drawingml/2006/picture">
                   <pic:pic>
                     <pic:nvPicPr>
-                      <pic:cNvPr id="0" name="image8.png"/>
+                      <pic:cNvPr id="0" name="image9.png"/>
                       <pic:cNvPicPr preferRelativeResize="0"/>
                     </pic:nvPicPr>
                     <pic:blipFill>
@@ -5725,12 +6664,12 @@
               <wp:extent cx="7549515" cy="815340"/>
               <wp:effectExtent b="0" l="0" r="0" t="0"/>
               <wp:wrapNone/>
-              <wp:docPr id="8" name="image14.png"/>
+              <wp:docPr id="8" name="image15.png"/>
               <a:graphic>
                 <a:graphicData uri="http://schemas.openxmlformats.org/drawingml/2006/picture">
                   <pic:pic>
                     <pic:nvPicPr>
-                      <pic:cNvPr id="0" name="image14.png"/>
+                      <pic:cNvPr id="0" name="image15.png"/>
                       <pic:cNvPicPr preferRelativeResize="0"/>
                     </pic:nvPicPr>
                     <pic:blipFill>
@@ -5772,12 +6711,12 @@
           <wp:extent cx="669290" cy="669290"/>
           <wp:effectExtent b="0" l="0" r="0" t="0"/>
           <wp:wrapSquare wrapText="bothSides" distB="0" distT="0" distL="114300" distR="114300"/>
-          <wp:docPr descr="psi-negro.png" id="17" name="image4.png"/>
+          <wp:docPr descr="psi-negro.png" id="17" name="image3.png"/>
           <a:graphic>
             <a:graphicData uri="http://schemas.openxmlformats.org/drawingml/2006/picture">
               <pic:pic>
                 <pic:nvPicPr>
-                  <pic:cNvPr descr="psi-negro.png" id="0" name="image4.png"/>
+                  <pic:cNvPr descr="psi-negro.png" id="0" name="image3.png"/>
                   <pic:cNvPicPr preferRelativeResize="0"/>
                 </pic:nvPicPr>
                 <pic:blipFill>
@@ -5817,12 +6756,12 @@
           <wp:extent cx="425450" cy="666750"/>
           <wp:effectExtent b="0" l="0" r="0" t="0"/>
           <wp:wrapSquare wrapText="bothSides" distB="0" distT="0" distL="114300" distR="114300"/>
-          <wp:docPr descr="UNPA.JPG" id="14" name="image1.jpg"/>
+          <wp:docPr descr="UNPA.JPG" id="14" name="image4.jpg"/>
           <a:graphic>
             <a:graphicData uri="http://schemas.openxmlformats.org/drawingml/2006/picture">
               <pic:pic>
                 <pic:nvPicPr>
-                  <pic:cNvPr descr="UNPA.JPG" id="0" name="image1.jpg"/>
+                  <pic:cNvPr descr="UNPA.JPG" id="0" name="image4.jpg"/>
                   <pic:cNvPicPr preferRelativeResize="0"/>
                 </pic:nvPicPr>
                 <pic:blipFill>
@@ -5925,12 +6864,12 @@
               <wp:extent cx="103505" cy="811530"/>
               <wp:effectExtent b="0" l="0" r="0" t="0"/>
               <wp:wrapNone/>
-              <wp:docPr id="6" name="image12.png"/>
+              <wp:docPr id="6" name="image13.png"/>
               <a:graphic>
                 <a:graphicData uri="http://schemas.openxmlformats.org/drawingml/2006/picture">
                   <pic:pic>
                     <pic:nvPicPr>
-                      <pic:cNvPr id="0" name="image12.png"/>
+                      <pic:cNvPr id="0" name="image13.png"/>
                       <pic:cNvPicPr preferRelativeResize="0"/>
                     </pic:nvPicPr>
                     <pic:blipFill>
@@ -6035,12 +6974,12 @@
               <wp:extent cx="103505" cy="812165"/>
               <wp:effectExtent b="0" l="0" r="0" t="0"/>
               <wp:wrapNone/>
-              <wp:docPr id="5" name="image11.png"/>
+              <wp:docPr id="5" name="image12.png"/>
               <a:graphic>
                 <a:graphicData uri="http://schemas.openxmlformats.org/drawingml/2006/picture">
                   <pic:pic>
                     <pic:nvPicPr>
-                      <pic:cNvPr id="0" name="image11.png"/>
+                      <pic:cNvPr id="0" name="image12.png"/>
                       <pic:cNvPicPr preferRelativeResize="0"/>
                     </pic:nvPicPr>
                     <pic:blipFill>
@@ -6226,7 +7165,7 @@
     <w:lvl w:ilvl="0">
       <w:start w:val="1"/>
       <w:numFmt w:val="bullet"/>
-      <w:lvlText w:val="-"/>
+      <w:lvlText w:val="●"/>
       <w:lvlJc w:val="left"/>
       <w:pPr>
         <w:ind w:left="720" w:hanging="360"/>
@@ -6238,7 +7177,7 @@
     <w:lvl w:ilvl="1">
       <w:start w:val="1"/>
       <w:numFmt w:val="bullet"/>
-      <w:lvlText w:val="-"/>
+      <w:lvlText w:val="○"/>
       <w:lvlJc w:val="left"/>
       <w:pPr>
         <w:ind w:left="1440" w:hanging="360"/>
@@ -6250,7 +7189,7 @@
     <w:lvl w:ilvl="2">
       <w:start w:val="1"/>
       <w:numFmt w:val="bullet"/>
-      <w:lvlText w:val="-"/>
+      <w:lvlText w:val="■"/>
       <w:lvlJc w:val="left"/>
       <w:pPr>
         <w:ind w:left="2160" w:hanging="360"/>
@@ -6262,7 +7201,7 @@
     <w:lvl w:ilvl="3">
       <w:start w:val="1"/>
       <w:numFmt w:val="bullet"/>
-      <w:lvlText w:val="-"/>
+      <w:lvlText w:val="●"/>
       <w:lvlJc w:val="left"/>
       <w:pPr>
         <w:ind w:left="2880" w:hanging="360"/>
@@ -6274,7 +7213,7 @@
     <w:lvl w:ilvl="4">
       <w:start w:val="1"/>
       <w:numFmt w:val="bullet"/>
-      <w:lvlText w:val="-"/>
+      <w:lvlText w:val="○"/>
       <w:lvlJc w:val="left"/>
       <w:pPr>
         <w:ind w:left="3600" w:hanging="360"/>
@@ -6286,7 +7225,7 @@
     <w:lvl w:ilvl="5">
       <w:start w:val="1"/>
       <w:numFmt w:val="bullet"/>
-      <w:lvlText w:val="-"/>
+      <w:lvlText w:val="■"/>
       <w:lvlJc w:val="left"/>
       <w:pPr>
         <w:ind w:left="4320" w:hanging="360"/>
@@ -6298,7 +7237,7 @@
     <w:lvl w:ilvl="6">
       <w:start w:val="1"/>
       <w:numFmt w:val="bullet"/>
-      <w:lvlText w:val="-"/>
+      <w:lvlText w:val="●"/>
       <w:lvlJc w:val="left"/>
       <w:pPr>
         <w:ind w:left="5040" w:hanging="360"/>
@@ -6310,7 +7249,7 @@
     <w:lvl w:ilvl="7">
       <w:start w:val="1"/>
       <w:numFmt w:val="bullet"/>
-      <w:lvlText w:val="-"/>
+      <w:lvlText w:val="○"/>
       <w:lvlJc w:val="left"/>
       <w:pPr>
         <w:ind w:left="5760" w:hanging="360"/>
@@ -6322,7 +7261,7 @@
     <w:lvl w:ilvl="8">
       <w:start w:val="1"/>
       <w:numFmt w:val="bullet"/>
-      <w:lvlText w:val="-"/>
+      <w:lvlText w:val="■"/>
       <w:lvlJc w:val="left"/>
       <w:pPr>
         <w:ind w:left="6480" w:hanging="360"/>
@@ -6336,7 +7275,7 @@
     <w:lvl w:ilvl="0">
       <w:start w:val="1"/>
       <w:numFmt w:val="bullet"/>
-      <w:lvlText w:val="●"/>
+      <w:lvlText w:val="★"/>
       <w:lvlJc w:val="left"/>
       <w:pPr>
         <w:ind w:left="720" w:hanging="360"/>
